--- a/Gourmet Delights.docx
+++ b/Gourmet Delights.docx
@@ -69,20 +69,31 @@
         </w:rPr>
         <w:br w:type="page"/>
       </w:r>
+      <w:r>
+        <w:rPr>
+          <w:rFonts w:ascii="Segoe UI" w:hAnsi="Segoe UI" w:cs="Segoe UI"/>
+          <w:b/>
+          <w:bCs/>
+        </w:rPr>
+        <w:lastRenderedPageBreak/>
+        <w:t>Proposal for Gourmet Delights</w:t>
+      </w:r>
     </w:p>
     <w:p>
       <w:pPr>
-        <w:pStyle w:val="Title"/>
-        <w:rPr>
-          <w:rFonts w:ascii="Segoe UI" w:hAnsi="Segoe UI" w:cs="Segoe UI"/>
-        </w:rPr>
-      </w:pPr>
-      <w:r>
-        <w:rPr>
-          <w:rFonts w:ascii="Segoe UI" w:hAnsi="Segoe UI" w:cs="Segoe UI"/>
-        </w:rPr>
-        <w:lastRenderedPageBreak/>
-        <w:t>Proposal for Gourmet Delights</w:t>
+        <w:rPr>
+          <w:rFonts w:ascii="Segoe UI" w:hAnsi="Segoe UI" w:cs="Segoe UI"/>
+          <w:b/>
+          <w:bCs/>
+        </w:rPr>
+      </w:pPr>
+      <w:r>
+        <w:rPr>
+          <w:rFonts w:ascii="Segoe UI" w:hAnsi="Segoe UI" w:cs="Segoe UI"/>
+          <w:b/>
+          <w:bCs/>
+        </w:rPr>
+        <w:t>1. Project Overview</w:t>
       </w:r>
     </w:p>
     <w:p>
@@ -91,306 +102,195 @@
           <w:rFonts w:ascii="Segoe UI" w:hAnsi="Segoe UI" w:cs="Segoe UI"/>
         </w:rPr>
       </w:pPr>
+      <w:r>
+        <w:rPr>
+          <w:rFonts w:ascii="Segoe UI" w:hAnsi="Segoe UI" w:cs="Segoe UI"/>
+        </w:rPr>
+        <w:t>Gourmet Delights aims to improve how customers discover, purchase, and engage with premium organic food and beverage products by introducing a modern digital platform. The goal is to make organic shopping easier, more personalised, and more enjoyable by offering tailored recipe suggestions, exclusive loyalty rewards, and interactive cooking experiences. The upgraded system will increase customer engagement, enhance user experience, and build long</w:t>
+      </w:r>
+      <w:r>
+        <w:rPr>
+          <w:rFonts w:ascii="Segoe UI" w:hAnsi="Segoe UI" w:cs="Segoe UI"/>
+        </w:rPr>
+        <w:noBreakHyphen/>
+        <w:t>term brand loyalty.</w:t>
+      </w:r>
     </w:p>
     <w:p>
       <w:pPr>
-        <w:pStyle w:val="Heading1"/>
-        <w:rPr>
-          <w:rFonts w:ascii="Segoe UI" w:hAnsi="Segoe UI" w:cs="Segoe UI"/>
-          <w:sz w:val="28"/>
-          <w:szCs w:val="28"/>
-        </w:rPr>
-      </w:pPr>
-      <w:r>
-        <w:rPr>
-          <w:rFonts w:ascii="Segoe UI" w:hAnsi="Segoe UI" w:cs="Segoe UI"/>
-          <w:sz w:val="28"/>
-          <w:szCs w:val="28"/>
-        </w:rPr>
-        <w:t>1. Project Overview</w:t>
+        <w:rPr>
+          <w:rFonts w:ascii="Segoe UI" w:hAnsi="Segoe UI" w:cs="Segoe UI"/>
+        </w:rPr>
+      </w:pPr>
+      <w:r>
+        <w:rPr>
+          <w:rFonts w:ascii="Segoe UI" w:hAnsi="Segoe UI" w:cs="Segoe UI"/>
+        </w:rPr>
+        <w:t>To support this, Gourmet Delights plans to enhance their e</w:t>
+      </w:r>
+      <w:r>
+        <w:rPr>
+          <w:rFonts w:ascii="Segoe UI" w:hAnsi="Segoe UI" w:cs="Segoe UI"/>
+        </w:rPr>
+        <w:noBreakHyphen/>
+        <w:t>commerce platform with new digital features that help users browse products, access useful cooking tips, and receive personalised recommendations based on their tastes and past purchases.</w:t>
       </w:r>
     </w:p>
     <w:p>
       <w:pPr>
         <w:rPr>
           <w:rFonts w:ascii="Segoe UI" w:hAnsi="Segoe UI" w:cs="Segoe UI"/>
-          <w:sz w:val="22"/>
-          <w:szCs w:val="22"/>
-        </w:rPr>
-      </w:pPr>
-      <w:r>
-        <w:rPr>
-          <w:rFonts w:ascii="Segoe UI" w:hAnsi="Segoe UI" w:cs="Segoe UI"/>
-          <w:sz w:val="22"/>
-          <w:szCs w:val="22"/>
-        </w:rPr>
-        <w:t>Gourmet Delights</w:t>
-      </w:r>
-      <w:r>
-        <w:rPr>
-          <w:rFonts w:ascii="Segoe UI" w:hAnsi="Segoe UI" w:cs="Segoe UI"/>
-          <w:sz w:val="22"/>
-          <w:szCs w:val="22"/>
-        </w:rPr>
-        <w:t xml:space="preserve"> wants to </w:t>
-      </w:r>
-      <w:r>
-        <w:rPr>
-          <w:rFonts w:ascii="Segoe UI" w:hAnsi="Segoe UI" w:cs="Segoe UI"/>
-          <w:sz w:val="22"/>
-          <w:szCs w:val="22"/>
-        </w:rPr>
-        <w:t>enhance user experience</w:t>
-      </w:r>
-      <w:r>
-        <w:rPr>
-          <w:rFonts w:ascii="Segoe UI" w:hAnsi="Segoe UI" w:cs="Segoe UI"/>
-          <w:sz w:val="22"/>
-          <w:szCs w:val="22"/>
-        </w:rPr>
-        <w:t xml:space="preserve"> by creating a modern digital solution</w:t>
-      </w:r>
-      <w:r>
-        <w:rPr>
-          <w:rFonts w:ascii="Segoe UI" w:hAnsi="Segoe UI" w:cs="Segoe UI"/>
-          <w:sz w:val="22"/>
-          <w:szCs w:val="22"/>
-        </w:rPr>
-        <w:t xml:space="preserve"> to allow users to browse and buy premium, organic food and drink</w:t>
-      </w:r>
-      <w:r>
-        <w:rPr>
-          <w:rFonts w:ascii="Segoe UI" w:hAnsi="Segoe UI" w:cs="Segoe UI"/>
-          <w:sz w:val="22"/>
-          <w:szCs w:val="22"/>
-        </w:rPr>
-        <w:t xml:space="preserve">. The main goals are to </w:t>
-      </w:r>
-      <w:r>
-        <w:rPr>
-          <w:rFonts w:ascii="Segoe UI" w:hAnsi="Segoe UI" w:cs="Segoe UI"/>
-          <w:sz w:val="22"/>
-          <w:szCs w:val="22"/>
-        </w:rPr>
-        <w:t>provide helpful classes</w:t>
-      </w:r>
-      <w:r>
-        <w:rPr>
-          <w:rFonts w:ascii="Segoe UI" w:hAnsi="Segoe UI" w:cs="Segoe UI"/>
-          <w:sz w:val="22"/>
-          <w:szCs w:val="22"/>
-        </w:rPr>
-        <w:t xml:space="preserve">, </w:t>
-      </w:r>
-      <w:r>
-        <w:rPr>
-          <w:rFonts w:ascii="Segoe UI" w:hAnsi="Segoe UI" w:cs="Segoe UI"/>
-          <w:sz w:val="22"/>
-          <w:szCs w:val="22"/>
-        </w:rPr>
-        <w:t xml:space="preserve">offer personalised tips </w:t>
-      </w:r>
-      <w:r>
-        <w:rPr>
-          <w:rFonts w:ascii="Segoe UI" w:hAnsi="Segoe UI" w:cs="Segoe UI"/>
-          <w:sz w:val="22"/>
-          <w:szCs w:val="22"/>
-        </w:rPr>
-        <w:t>that feel personal and relevant, and ensure the overall experience is simple and enjoyable</w:t>
-      </w:r>
-      <w:r>
-        <w:rPr>
-          <w:rFonts w:ascii="Segoe UI" w:hAnsi="Segoe UI" w:cs="Segoe UI"/>
-          <w:sz w:val="22"/>
-          <w:szCs w:val="22"/>
-        </w:rPr>
-        <w:t xml:space="preserve"> by providing a recommendation system</w:t>
-      </w:r>
-      <w:r>
-        <w:rPr>
-          <w:rFonts w:ascii="Segoe UI" w:hAnsi="Segoe UI" w:cs="Segoe UI"/>
-          <w:sz w:val="22"/>
-          <w:szCs w:val="22"/>
-        </w:rPr>
-        <w:t>.</w:t>
-      </w:r>
-      <w:r>
-        <w:rPr>
-          <w:rFonts w:ascii="Segoe UI" w:hAnsi="Segoe UI" w:cs="Segoe UI"/>
-          <w:sz w:val="22"/>
-          <w:szCs w:val="22"/>
+        </w:rPr>
+      </w:pPr>
+      <w:r>
+        <w:rPr>
+          <w:rFonts w:ascii="Segoe UI" w:hAnsi="Segoe UI" w:cs="Segoe UI"/>
+        </w:rPr>
+        <w:t>The proposed digital solution will include:</w:t>
+      </w:r>
+      <w:r>
+        <w:rPr>
+          <w:rFonts w:ascii="Segoe UI" w:hAnsi="Segoe UI" w:cs="Segoe UI"/>
         </w:rPr>
         <w:br/>
-        <w:t>The proposed system will include:</w:t>
+        <w:t xml:space="preserve">• </w:t>
+      </w:r>
+      <w:r>
+        <w:rPr>
+          <w:rFonts w:ascii="Segoe UI" w:hAnsi="Segoe UI" w:cs="Segoe UI"/>
+          <w:b/>
+          <w:bCs/>
+        </w:rPr>
+        <w:t>Personalised Recipe Recommendation Engine</w:t>
+      </w:r>
+      <w:r>
+        <w:rPr>
+          <w:rFonts w:ascii="Segoe UI" w:hAnsi="Segoe UI" w:cs="Segoe UI"/>
+        </w:rPr>
+        <w:br/>
+        <w:t>Suggests recipes tailored to individual preferences, dietary needs, and previous orders.</w:t>
       </w:r>
     </w:p>
     <w:p>
       <w:pPr>
-        <w:numPr>
-          <w:ilvl w:val="0"/>
-          <w:numId w:val="7"/>
-        </w:numPr>
-        <w:spacing w:after="200" w:line="276" w:lineRule="auto"/>
-        <w:rPr>
-          <w:rFonts w:ascii="Segoe UI" w:hAnsi="Segoe UI" w:cs="Segoe UI"/>
-          <w:sz w:val="22"/>
-          <w:szCs w:val="22"/>
-        </w:rPr>
-      </w:pPr>
+        <w:rPr>
+          <w:rFonts w:ascii="Segoe UI" w:hAnsi="Segoe UI" w:cs="Segoe UI"/>
+        </w:rPr>
+      </w:pPr>
+      <w:r>
+        <w:rPr>
+          <w:rFonts w:ascii="Segoe UI" w:hAnsi="Segoe UI" w:cs="Segoe UI"/>
+        </w:rPr>
+        <w:t xml:space="preserve">• </w:t>
+      </w:r>
       <w:r>
         <w:rPr>
           <w:rFonts w:ascii="Segoe UI" w:hAnsi="Segoe UI" w:cs="Segoe UI"/>
           <w:b/>
           <w:bCs/>
-          <w:sz w:val="22"/>
-          <w:szCs w:val="22"/>
-        </w:rPr>
-        <w:t>Recipe recommendation system</w:t>
-      </w:r>
-      <w:r>
-        <w:rPr>
-          <w:rFonts w:ascii="Segoe UI" w:hAnsi="Segoe UI" w:cs="Segoe UI"/>
-          <w:sz w:val="22"/>
-          <w:szCs w:val="22"/>
-        </w:rPr>
-        <w:t xml:space="preserve"> </w:t>
-      </w:r>
-      <w:r>
-        <w:rPr>
-          <w:rFonts w:ascii="Segoe UI" w:hAnsi="Segoe UI" w:cs="Segoe UI"/>
-          <w:sz w:val="22"/>
-          <w:szCs w:val="22"/>
-        </w:rPr>
-        <w:t>A personalised recommendation system for recipes tailored to each user</w:t>
+        </w:rPr>
+        <w:t>Loyalty Program</w:t>
+      </w:r>
+      <w:r>
+        <w:rPr>
+          <w:rFonts w:ascii="Segoe UI" w:hAnsi="Segoe UI" w:cs="Segoe UI"/>
+        </w:rPr>
+        <w:br/>
+        <w:t>Offers points, discounts, rewards, and referral bonuses to increase engagement and repeat purchases.</w:t>
       </w:r>
     </w:p>
     <w:p>
       <w:pPr>
-        <w:numPr>
-          <w:ilvl w:val="0"/>
-          <w:numId w:val="7"/>
-        </w:numPr>
-        <w:spacing w:after="200" w:line="276" w:lineRule="auto"/>
-        <w:rPr>
-          <w:rFonts w:ascii="Segoe UI" w:hAnsi="Segoe UI" w:cs="Segoe UI"/>
-          <w:sz w:val="22"/>
-          <w:szCs w:val="22"/>
-        </w:rPr>
-      </w:pPr>
+        <w:rPr>
+          <w:rFonts w:ascii="Segoe UI" w:hAnsi="Segoe UI" w:cs="Segoe UI"/>
+        </w:rPr>
+      </w:pPr>
+      <w:r>
+        <w:rPr>
+          <w:rFonts w:ascii="Segoe UI" w:hAnsi="Segoe UI" w:cs="Segoe UI"/>
+        </w:rPr>
+        <w:t xml:space="preserve">• </w:t>
+      </w:r>
       <w:r>
         <w:rPr>
           <w:rFonts w:ascii="Segoe UI" w:hAnsi="Segoe UI" w:cs="Segoe UI"/>
           <w:b/>
           <w:bCs/>
-          <w:sz w:val="22"/>
-          <w:szCs w:val="22"/>
-        </w:rPr>
-        <w:t>Loyalty program</w:t>
-      </w:r>
-      <w:r>
-        <w:rPr>
-          <w:rFonts w:ascii="Segoe UI" w:hAnsi="Segoe UI" w:cs="Segoe UI"/>
-          <w:sz w:val="22"/>
-          <w:szCs w:val="22"/>
-        </w:rPr>
-        <w:t xml:space="preserve"> </w:t>
-      </w:r>
-      <w:r>
-        <w:rPr>
-          <w:rFonts w:ascii="Segoe UI" w:hAnsi="Segoe UI" w:cs="Segoe UI"/>
-          <w:sz w:val="22"/>
-          <w:szCs w:val="22"/>
-        </w:rPr>
-        <w:t>that rewards users for sticking with Gourmet Delights</w:t>
-      </w:r>
-      <w:r>
-        <w:rPr>
-          <w:rFonts w:ascii="Segoe UI" w:hAnsi="Segoe UI" w:cs="Segoe UI"/>
-          <w:sz w:val="22"/>
-          <w:szCs w:val="22"/>
-        </w:rPr>
-        <w:t>.</w:t>
+        </w:rPr>
+        <w:t>Interactive Cooking Classes</w:t>
+      </w:r>
+      <w:r>
+        <w:rPr>
+          <w:rFonts w:ascii="Segoe UI" w:hAnsi="Segoe UI" w:cs="Segoe UI"/>
+        </w:rPr>
+        <w:br/>
+        <w:t>Live</w:t>
+      </w:r>
+      <w:r>
+        <w:rPr>
+          <w:rFonts w:ascii="Segoe UI" w:hAnsi="Segoe UI" w:cs="Segoe UI"/>
+        </w:rPr>
+        <w:noBreakHyphen/>
+        <w:t>streamed and recorded cooking classes allowing users to engage with chefs and other participants in real time.</w:t>
       </w:r>
     </w:p>
     <w:p>
       <w:pPr>
-        <w:numPr>
-          <w:ilvl w:val="0"/>
-          <w:numId w:val="7"/>
-        </w:numPr>
-        <w:spacing w:after="200" w:line="276" w:lineRule="auto"/>
-        <w:rPr>
-          <w:rFonts w:ascii="Segoe UI" w:hAnsi="Segoe UI" w:cs="Segoe UI"/>
-          <w:sz w:val="22"/>
-          <w:szCs w:val="22"/>
-        </w:rPr>
-      </w:pPr>
-      <w:r>
+        <w:rPr>
+          <w:rFonts w:ascii="Segoe UI" w:hAnsi="Segoe UI" w:cs="Segoe UI"/>
+        </w:rPr>
+      </w:pPr>
+      <w:r>
+        <w:rPr>
+          <w:rFonts w:ascii="Segoe UI" w:hAnsi="Segoe UI" w:cs="Segoe UI"/>
+        </w:rPr>
+        <w:t>These features directly support Gourmet Delights’ mission of improving the customer experience through personalisation, quality service, and exclusive organic offerings.</w:t>
+      </w:r>
+    </w:p>
+    <w:p>
+      <w:pPr>
+        <w:rPr>
+          <w:rFonts w:ascii="Segoe UI" w:hAnsi="Segoe UI" w:cs="Segoe UI"/>
+        </w:rPr>
+      </w:pPr>
+    </w:p>
+    <w:p>
+      <w:pPr>
         <w:rPr>
           <w:rFonts w:ascii="Segoe UI" w:hAnsi="Segoe UI" w:cs="Segoe UI"/>
           <w:b/>
           <w:bCs/>
-          <w:sz w:val="22"/>
-          <w:szCs w:val="22"/>
-        </w:rPr>
-        <w:t>Live streams and recorded classes</w:t>
-      </w:r>
-      <w:r>
-        <w:rPr>
-          <w:rFonts w:ascii="Segoe UI" w:hAnsi="Segoe UI" w:cs="Segoe UI"/>
-          <w:sz w:val="22"/>
-          <w:szCs w:val="22"/>
-        </w:rPr>
-        <w:t xml:space="preserve"> so users </w:t>
-      </w:r>
-      <w:r>
-        <w:rPr>
-          <w:rFonts w:ascii="Segoe UI" w:hAnsi="Segoe UI" w:cs="Segoe UI"/>
-          <w:sz w:val="22"/>
-          <w:szCs w:val="22"/>
-        </w:rPr>
-        <w:t>have a more interactive way of learning how to cook better</w:t>
-      </w:r>
-      <w:r>
-        <w:rPr>
-          <w:rFonts w:ascii="Segoe UI" w:hAnsi="Segoe UI" w:cs="Segoe UI"/>
-          <w:sz w:val="22"/>
-          <w:szCs w:val="22"/>
-        </w:rPr>
-        <w:t>.</w:t>
+        </w:rPr>
+      </w:pPr>
+      <w:r>
+        <w:rPr>
+          <w:rFonts w:ascii="Segoe UI" w:hAnsi="Segoe UI" w:cs="Segoe UI"/>
+          <w:b/>
+          <w:bCs/>
+        </w:rPr>
+        <w:t>2. Problems Identified</w:t>
       </w:r>
     </w:p>
     <w:p>
       <w:pPr>
         <w:rPr>
           <w:rFonts w:ascii="Segoe UI" w:hAnsi="Segoe UI" w:cs="Segoe UI"/>
-          <w:sz w:val="22"/>
-          <w:szCs w:val="22"/>
-        </w:rPr>
-      </w:pPr>
-      <w:r>
-        <w:rPr>
-          <w:rFonts w:ascii="Segoe UI" w:hAnsi="Segoe UI" w:cs="Segoe UI"/>
-          <w:sz w:val="22"/>
-          <w:szCs w:val="22"/>
-        </w:rPr>
-        <w:t xml:space="preserve">These features are designed to meet </w:t>
-      </w:r>
-      <w:r>
-        <w:rPr>
-          <w:rFonts w:ascii="Segoe UI" w:hAnsi="Segoe UI" w:cs="Segoe UI"/>
-          <w:sz w:val="22"/>
-          <w:szCs w:val="22"/>
-        </w:rPr>
-        <w:t>Gourmet Delight’</w:t>
-      </w:r>
-      <w:r>
-        <w:rPr>
-          <w:rFonts w:ascii="Segoe UI" w:hAnsi="Segoe UI" w:cs="Segoe UI"/>
-          <w:sz w:val="22"/>
-          <w:szCs w:val="22"/>
-        </w:rPr>
-        <w:t>s objectives and improve satisfaction for all users.</w:t>
+        </w:rPr>
+      </w:pPr>
+      <w:r>
+        <w:rPr>
+          <w:rFonts w:ascii="Segoe UI" w:hAnsi="Segoe UI" w:cs="Segoe UI"/>
+          <w:b/>
+          <w:bCs/>
+        </w:rPr>
+        <w:t>Problem 1 – Lack of Personalised Shopping and Recipe Support</w:t>
+      </w:r>
+      <w:r>
+        <w:rPr>
+          <w:rFonts w:ascii="Segoe UI" w:hAnsi="Segoe UI" w:cs="Segoe UI"/>
+        </w:rPr>
+        <w:br/>
+        <w:t>Current product listings and recipes are not tailored to users’ dietary preferences, favourite flavours, or order history, resulting in inconsistent engagement.</w:t>
       </w:r>
     </w:p>
     <w:p>
@@ -399,105 +299,124 @@
           <w:rFonts w:ascii="Segoe UI" w:hAnsi="Segoe UI" w:cs="Segoe UI"/>
         </w:rPr>
       </w:pPr>
+      <w:r>
+        <w:rPr>
+          <w:rFonts w:ascii="Segoe UI" w:hAnsi="Segoe UI" w:cs="Segoe UI"/>
+          <w:b/>
+          <w:bCs/>
+        </w:rPr>
+        <w:t>Problem 2 – Limited Incentives for Customer Retention</w:t>
+      </w:r>
+      <w:r>
+        <w:rPr>
+          <w:rFonts w:ascii="Segoe UI" w:hAnsi="Segoe UI" w:cs="Segoe UI"/>
+        </w:rPr>
+        <w:br/>
+        <w:t>Customers lack strong reasons to make repeat purchases due to the absence of a structured loyalty program or rewards system.</w:t>
+      </w:r>
     </w:p>
     <w:p>
       <w:pPr>
-        <w:pStyle w:val="Heading1"/>
-        <w:rPr>
-          <w:rFonts w:ascii="Segoe UI" w:hAnsi="Segoe UI" w:cs="Segoe UI"/>
-          <w:sz w:val="28"/>
-          <w:szCs w:val="28"/>
-        </w:rPr>
-      </w:pPr>
-      <w:r>
-        <w:rPr>
-          <w:rFonts w:ascii="Segoe UI" w:hAnsi="Segoe UI" w:cs="Segoe UI"/>
-          <w:sz w:val="28"/>
-          <w:szCs w:val="28"/>
-        </w:rPr>
-        <w:t>2. Problems Identified</w:t>
+        <w:rPr>
+          <w:rFonts w:ascii="Segoe UI" w:hAnsi="Segoe UI" w:cs="Segoe UI"/>
+        </w:rPr>
+      </w:pPr>
+      <w:r>
+        <w:rPr>
+          <w:rFonts w:ascii="Segoe UI" w:hAnsi="Segoe UI" w:cs="Segoe UI"/>
+          <w:b/>
+          <w:bCs/>
+        </w:rPr>
+        <w:lastRenderedPageBreak/>
+        <w:t>Problem 3 – Weak Engagement Beyond Standard Shopping</w:t>
+      </w:r>
+      <w:r>
+        <w:rPr>
+          <w:rFonts w:ascii="Segoe UI" w:hAnsi="Segoe UI" w:cs="Segoe UI"/>
+        </w:rPr>
+        <w:br/>
+        <w:t>The platform does not currently provide interactive experiences, such as cooking classes or guided recipe content, which reduces long</w:t>
+      </w:r>
+      <w:r>
+        <w:rPr>
+          <w:rFonts w:ascii="Segoe UI" w:hAnsi="Segoe UI" w:cs="Segoe UI"/>
+        </w:rPr>
+        <w:noBreakHyphen/>
+        <w:t>term user engagement.</w:t>
       </w:r>
     </w:p>
     <w:p>
       <w:pPr>
         <w:rPr>
           <w:rFonts w:ascii="Segoe UI" w:hAnsi="Segoe UI" w:cs="Segoe UI"/>
-          <w:sz w:val="22"/>
-          <w:szCs w:val="22"/>
-        </w:rPr>
-      </w:pPr>
-      <w:r>
+        </w:rPr>
+      </w:pPr>
+    </w:p>
+    <w:p>
+      <w:pPr>
         <w:rPr>
           <w:rFonts w:ascii="Segoe UI" w:hAnsi="Segoe UI" w:cs="Segoe UI"/>
           <w:b/>
           <w:bCs/>
-          <w:sz w:val="22"/>
-          <w:szCs w:val="22"/>
-        </w:rPr>
-        <w:t>Problem 1 —</w:t>
-      </w:r>
+        </w:rPr>
+      </w:pPr>
       <w:r>
         <w:rPr>
           <w:rFonts w:ascii="Segoe UI" w:hAnsi="Segoe UI" w:cs="Segoe UI"/>
           <w:b/>
           <w:bCs/>
-          <w:sz w:val="22"/>
-          <w:szCs w:val="22"/>
-        </w:rPr>
-        <w:t xml:space="preserve"> </w:t>
-      </w:r>
+        </w:rPr>
+        <w:t>3. Proposed Solutions</w:t>
+      </w:r>
+    </w:p>
+    <w:p>
+      <w:pPr>
+        <w:rPr>
+          <w:rFonts w:ascii="Segoe UI" w:hAnsi="Segoe UI" w:cs="Segoe UI"/>
+        </w:rPr>
+      </w:pPr>
       <w:r>
         <w:rPr>
           <w:rFonts w:ascii="Segoe UI" w:hAnsi="Segoe UI" w:cs="Segoe UI"/>
           <w:b/>
           <w:bCs/>
-          <w:sz w:val="22"/>
-          <w:szCs w:val="22"/>
-        </w:rPr>
-        <w:t xml:space="preserve">Generic Recipe Engine </w:t>
-      </w:r>
-      <w:r>
-        <w:rPr>
-          <w:rFonts w:ascii="Segoe UI" w:hAnsi="Segoe UI" w:cs="Segoe UI"/>
-          <w:sz w:val="22"/>
-          <w:szCs w:val="22"/>
-        </w:rPr>
-        <w:t>The current system may use a generic engine for finding recipes which may leave users spending</w:t>
-      </w:r>
-      <w:r>
-        <w:rPr>
-          <w:rFonts w:ascii="Segoe UI" w:hAnsi="Segoe UI" w:cs="Segoe UI"/>
-          <w:sz w:val="22"/>
-          <w:szCs w:val="22"/>
-        </w:rPr>
-        <w:t xml:space="preserve"> a longer time searching for a recipe which harms user experience</w:t>
-      </w:r>
-      <w:r>
-        <w:rPr>
-          <w:rFonts w:ascii="Segoe UI" w:hAnsi="Segoe UI" w:cs="Segoe UI"/>
-          <w:sz w:val="22"/>
-          <w:szCs w:val="22"/>
-        </w:rPr>
-        <w:t>.</w:t>
+        </w:rPr>
+        <w:t>Solution to Problem 1 – Personalised Recipe Recommendation Engine</w:t>
+      </w:r>
+      <w:r>
+        <w:rPr>
+          <w:rFonts w:ascii="Segoe UI" w:hAnsi="Segoe UI" w:cs="Segoe UI"/>
+        </w:rPr>
+        <w:br/>
+        <w:t>A system that uses user preferences and past purchase data to recommend recipes and products that suit their tastes.</w:t>
       </w:r>
     </w:p>
     <w:p>
       <w:pPr>
         <w:rPr>
           <w:rFonts w:ascii="Segoe UI" w:hAnsi="Segoe UI" w:cs="Segoe UI"/>
+        </w:rPr>
+      </w:pPr>
+      <w:r>
+        <w:rPr>
+          <w:rFonts w:ascii="Segoe UI" w:hAnsi="Segoe UI" w:cs="Segoe UI"/>
           <w:b/>
           <w:bCs/>
-          <w:sz w:val="22"/>
-          <w:szCs w:val="22"/>
-        </w:rPr>
-      </w:pPr>
+        </w:rPr>
+        <w:t>Solution to Problem 2 – Loyalty Program</w:t>
+      </w:r>
+      <w:r>
+        <w:rPr>
+          <w:rFonts w:ascii="Segoe UI" w:hAnsi="Segoe UI" w:cs="Segoe UI"/>
+        </w:rPr>
+        <w:br/>
+        <w:t>A reward system where users earn points for purchases, reviews, and referrals, redeemable for discounts, exclusive products, or early access.</w:t>
+      </w:r>
     </w:p>
     <w:p>
       <w:pPr>
         <w:rPr>
           <w:rFonts w:ascii="Segoe UI" w:hAnsi="Segoe UI" w:cs="Segoe UI"/>
-          <w:sz w:val="22"/>
-          <w:szCs w:val="22"/>
         </w:rPr>
       </w:pPr>
       <w:r>
@@ -505,57 +424,81 @@
           <w:rFonts w:ascii="Segoe UI" w:hAnsi="Segoe UI" w:cs="Segoe UI"/>
           <w:b/>
           <w:bCs/>
-          <w:sz w:val="22"/>
-          <w:szCs w:val="22"/>
-        </w:rPr>
-        <w:t>Problem 2 —</w:t>
-      </w:r>
-      <w:r>
+        </w:rPr>
+        <w:t>Solution to Problem 3 – Interactive Cooking Classes</w:t>
+      </w:r>
+      <w:r>
+        <w:rPr>
+          <w:rFonts w:ascii="Segoe UI" w:hAnsi="Segoe UI" w:cs="Segoe UI"/>
+        </w:rPr>
+        <w:br/>
+        <w:t>A feature enabling users to join live or recorded cooking sessions, interact with chefs, and improve their cooking skills using organic ingredients.</w:t>
+      </w:r>
+    </w:p>
+    <w:p>
+      <w:pPr>
+        <w:rPr>
+          <w:rFonts w:ascii="Segoe UI" w:hAnsi="Segoe UI" w:cs="Segoe UI"/>
+        </w:rPr>
+      </w:pPr>
+    </w:p>
+    <w:p>
+      <w:pPr>
         <w:rPr>
           <w:rFonts w:ascii="Segoe UI" w:hAnsi="Segoe UI" w:cs="Segoe UI"/>
           <w:b/>
           <w:bCs/>
-          <w:sz w:val="22"/>
-          <w:szCs w:val="22"/>
-        </w:rPr>
-        <w:t xml:space="preserve"> </w:t>
-      </w:r>
+        </w:rPr>
+      </w:pPr>
       <w:r>
         <w:rPr>
           <w:rFonts w:ascii="Segoe UI" w:hAnsi="Segoe UI" w:cs="Segoe UI"/>
           <w:b/>
           <w:bCs/>
-          <w:sz w:val="22"/>
-          <w:szCs w:val="22"/>
-        </w:rPr>
-        <w:t xml:space="preserve">No Loyalty Program </w:t>
-      </w:r>
-      <w:r>
-        <w:rPr>
-          <w:rFonts w:ascii="Segoe UI" w:hAnsi="Segoe UI" w:cs="Segoe UI"/>
-          <w:sz w:val="22"/>
-          <w:szCs w:val="22"/>
-        </w:rPr>
-        <w:t>The current system does not have a loyalty program which means users are not incentivised to return to Gourmet Delights and will likely go elsewhere that does offer a loyalty program</w:t>
+        </w:rPr>
+        <w:t>4. Decomposition of Solutions</w:t>
       </w:r>
     </w:p>
     <w:p>
       <w:pPr>
         <w:rPr>
           <w:rFonts w:ascii="Segoe UI" w:hAnsi="Segoe UI" w:cs="Segoe UI"/>
+        </w:rPr>
+      </w:pPr>
+      <w:r>
+        <w:rPr>
+          <w:rFonts w:ascii="Segoe UI" w:hAnsi="Segoe UI" w:cs="Segoe UI"/>
           <w:b/>
           <w:bCs/>
-          <w:sz w:val="22"/>
-          <w:szCs w:val="22"/>
-        </w:rPr>
-      </w:pPr>
+        </w:rPr>
+        <w:t>Personalised Recipe Recommendation Engine</w:t>
+      </w:r>
+      <w:r>
+        <w:rPr>
+          <w:rFonts w:ascii="Segoe UI" w:hAnsi="Segoe UI" w:cs="Segoe UI"/>
+        </w:rPr>
+        <w:br/>
+        <w:t>The engine collects information about user preferences, dietary needs, past purchases, and browsing behaviour.</w:t>
+      </w:r>
+      <w:r>
+        <w:rPr>
+          <w:rFonts w:ascii="Segoe UI" w:hAnsi="Segoe UI" w:cs="Segoe UI"/>
+        </w:rPr>
+        <w:br/>
+        <w:t>It then automatically generates recipe suggestions and product pairings that match the customer’s profile.</w:t>
+      </w:r>
+      <w:r>
+        <w:rPr>
+          <w:rFonts w:ascii="Segoe UI" w:hAnsi="Segoe UI" w:cs="Segoe UI"/>
+        </w:rPr>
+        <w:br/>
+        <w:t>Users can save their favourite recipes, filter suggestions, and update their preferences at any time.</w:t>
+      </w:r>
     </w:p>
     <w:p>
       <w:pPr>
         <w:rPr>
           <w:rFonts w:ascii="Segoe UI" w:hAnsi="Segoe UI" w:cs="Segoe UI"/>
-          <w:sz w:val="22"/>
-          <w:szCs w:val="22"/>
         </w:rPr>
       </w:pPr>
       <w:r>
@@ -563,103 +506,261 @@
           <w:rFonts w:ascii="Segoe UI" w:hAnsi="Segoe UI" w:cs="Segoe UI"/>
           <w:b/>
           <w:bCs/>
-          <w:sz w:val="22"/>
-          <w:szCs w:val="22"/>
-        </w:rPr>
-        <w:t>Problem 3 —</w:t>
-      </w:r>
+        </w:rPr>
+        <w:t>Loyalty Program</w:t>
+      </w:r>
+      <w:r>
+        <w:rPr>
+          <w:rFonts w:ascii="Segoe UI" w:hAnsi="Segoe UI" w:cs="Segoe UI"/>
+        </w:rPr>
+        <w:br/>
+        <w:t>The system tracks points earned through activities such as purchases, reviews, and referrals.</w:t>
+      </w:r>
+      <w:r>
+        <w:rPr>
+          <w:rFonts w:ascii="Segoe UI" w:hAnsi="Segoe UI" w:cs="Segoe UI"/>
+        </w:rPr>
+        <w:br/>
+        <w:t>Users can view their points balance, redeem rewards, and receive exclusive offers.</w:t>
+      </w:r>
+      <w:r>
+        <w:rPr>
+          <w:rFonts w:ascii="Segoe UI" w:hAnsi="Segoe UI" w:cs="Segoe UI"/>
+        </w:rPr>
+        <w:br/>
+        <w:t>The platform will also include tiered membership levels, encouraging consistent engagement.</w:t>
+      </w:r>
+    </w:p>
+    <w:p>
+      <w:pPr>
+        <w:rPr>
+          <w:rFonts w:ascii="Segoe UI" w:hAnsi="Segoe UI" w:cs="Segoe UI"/>
+        </w:rPr>
+      </w:pPr>
       <w:r>
         <w:rPr>
           <w:rFonts w:ascii="Segoe UI" w:hAnsi="Segoe UI" w:cs="Segoe UI"/>
           <w:b/>
           <w:bCs/>
-          <w:sz w:val="22"/>
-          <w:szCs w:val="22"/>
-        </w:rPr>
-        <w:t xml:space="preserve"> </w:t>
-      </w:r>
-      <w:r>
+        </w:rPr>
+        <w:t>Interactive Cooking Classes</w:t>
+      </w:r>
+      <w:r>
+        <w:rPr>
+          <w:rFonts w:ascii="Segoe UI" w:hAnsi="Segoe UI" w:cs="Segoe UI"/>
+        </w:rPr>
+        <w:br/>
+        <w:t>Users can browse upcoming classes, join live sessions, and watch recorded content at their convenience.</w:t>
+      </w:r>
+      <w:r>
+        <w:rPr>
+          <w:rFonts w:ascii="Segoe UI" w:hAnsi="Segoe UI" w:cs="Segoe UI"/>
+        </w:rPr>
+        <w:br/>
+        <w:t>Live classes allow real</w:t>
+      </w:r>
+      <w:r>
+        <w:rPr>
+          <w:rFonts w:ascii="Segoe UI" w:hAnsi="Segoe UI" w:cs="Segoe UI"/>
+        </w:rPr>
+        <w:noBreakHyphen/>
+        <w:t>time interaction with chefs through chat and Q&amp;A.</w:t>
+      </w:r>
+      <w:r>
+        <w:rPr>
+          <w:rFonts w:ascii="Segoe UI" w:hAnsi="Segoe UI" w:cs="Segoe UI"/>
+        </w:rPr>
+        <w:br/>
+      </w:r>
+      <w:r>
+        <w:rPr>
+          <w:rFonts w:ascii="Segoe UI" w:hAnsi="Segoe UI" w:cs="Segoe UI"/>
+        </w:rPr>
+        <w:lastRenderedPageBreak/>
+        <w:t>Classes will include downloadable ingredient lists, step</w:t>
+      </w:r>
+      <w:r>
+        <w:rPr>
+          <w:rFonts w:ascii="Segoe UI" w:hAnsi="Segoe UI" w:cs="Segoe UI"/>
+        </w:rPr>
+        <w:noBreakHyphen/>
+        <w:t>by</w:t>
+      </w:r>
+      <w:r>
+        <w:rPr>
+          <w:rFonts w:ascii="Segoe UI" w:hAnsi="Segoe UI" w:cs="Segoe UI"/>
+        </w:rPr>
+        <w:noBreakHyphen/>
+        <w:t>step guides, and links to related products in the online store.</w:t>
+      </w:r>
+    </w:p>
+    <w:p>
+      <w:pPr>
+        <w:rPr>
+          <w:rFonts w:ascii="Segoe UI" w:hAnsi="Segoe UI" w:cs="Segoe UI"/>
+        </w:rPr>
+      </w:pPr>
+    </w:p>
+    <w:p>
+      <w:pPr>
         <w:rPr>
           <w:rFonts w:ascii="Segoe UI" w:hAnsi="Segoe UI" w:cs="Segoe UI"/>
           <w:b/>
           <w:bCs/>
-          <w:sz w:val="22"/>
-          <w:szCs w:val="22"/>
-        </w:rPr>
-        <w:t xml:space="preserve">No </w:t>
-      </w:r>
+        </w:rPr>
+      </w:pPr>
       <w:r>
         <w:rPr>
           <w:rFonts w:ascii="Segoe UI" w:hAnsi="Segoe UI" w:cs="Segoe UI"/>
           <w:b/>
           <w:bCs/>
-          <w:sz w:val="22"/>
-          <w:szCs w:val="22"/>
-        </w:rPr>
-        <w:t>streaming system</w:t>
+        </w:rPr>
+        <w:t>5. Client and User Needs</w:t>
+      </w:r>
+    </w:p>
+    <w:p>
+      <w:pPr>
+        <w:rPr>
+          <w:rFonts w:ascii="Segoe UI" w:hAnsi="Segoe UI" w:cs="Segoe UI"/>
+        </w:rPr>
+      </w:pPr>
+      <w:r>
+        <w:rPr>
+          <w:rFonts w:ascii="Segoe UI" w:hAnsi="Segoe UI" w:cs="Segoe UI"/>
+        </w:rPr>
+        <w:t>Gourmet Delights’ main goals are to improve customer experience, increase retention, and provide personalised recommendations based on user preferences.</w:t>
+      </w:r>
+    </w:p>
+    <w:p>
+      <w:pPr>
+        <w:rPr>
+          <w:rFonts w:ascii="Segoe UI" w:hAnsi="Segoe UI" w:cs="Segoe UI"/>
+        </w:rPr>
+      </w:pPr>
+      <w:r>
+        <w:rPr>
+          <w:rFonts w:ascii="Segoe UI" w:hAnsi="Segoe UI" w:cs="Segoe UI"/>
+        </w:rPr>
+        <w:t xml:space="preserve">• </w:t>
       </w:r>
       <w:r>
         <w:rPr>
           <w:rFonts w:ascii="Segoe UI" w:hAnsi="Segoe UI" w:cs="Segoe UI"/>
           <w:b/>
           <w:bCs/>
-          <w:sz w:val="22"/>
-          <w:szCs w:val="22"/>
-        </w:rPr>
-        <w:t xml:space="preserve"> </w:t>
-      </w:r>
-      <w:r>
-        <w:rPr>
-          <w:rFonts w:ascii="Segoe UI" w:hAnsi="Segoe UI" w:cs="Segoe UI"/>
-          <w:sz w:val="22"/>
-          <w:szCs w:val="22"/>
-        </w:rPr>
-        <w:t xml:space="preserve">Users do not have an interactive </w:t>
-      </w:r>
-      <w:r>
-        <w:rPr>
-          <w:rFonts w:ascii="Segoe UI" w:hAnsi="Segoe UI" w:cs="Segoe UI"/>
-          <w:sz w:val="22"/>
-          <w:szCs w:val="22"/>
-        </w:rPr>
-        <w:t xml:space="preserve">way to learn </w:t>
-      </w:r>
-      <w:r>
-        <w:rPr>
-          <w:rFonts w:ascii="Segoe UI" w:hAnsi="Segoe UI" w:cs="Segoe UI"/>
-          <w:sz w:val="22"/>
-          <w:szCs w:val="22"/>
-        </w:rPr>
-        <w:t>how to cook which may dissuade them from attempting to learn through the platform, which could drive away customers</w:t>
+        </w:rPr>
+        <w:t>New customers</w:t>
+      </w:r>
+      <w:r>
+        <w:rPr>
+          <w:rFonts w:ascii="Segoe UI" w:hAnsi="Segoe UI" w:cs="Segoe UI"/>
+        </w:rPr>
+        <w:t xml:space="preserve"> need clear navigation, simple recipes, and quick access to organic product information.</w:t>
+      </w:r>
+      <w:r>
+        <w:rPr>
+          <w:rFonts w:ascii="Segoe UI" w:hAnsi="Segoe UI" w:cs="Segoe UI"/>
+        </w:rPr>
+        <w:br/>
+        <w:t xml:space="preserve">• </w:t>
+      </w:r>
+      <w:r>
+        <w:rPr>
+          <w:rFonts w:ascii="Segoe UI" w:hAnsi="Segoe UI" w:cs="Segoe UI"/>
+          <w:b/>
+          <w:bCs/>
+        </w:rPr>
+        <w:t>Returning customers</w:t>
+      </w:r>
+      <w:r>
+        <w:rPr>
+          <w:rFonts w:ascii="Segoe UI" w:hAnsi="Segoe UI" w:cs="Segoe UI"/>
+        </w:rPr>
+        <w:t xml:space="preserve"> need personalised recommendations and a loyalty system that recognises their engagement.</w:t>
+      </w:r>
+      <w:r>
+        <w:rPr>
+          <w:rFonts w:ascii="Segoe UI" w:hAnsi="Segoe UI" w:cs="Segoe UI"/>
+        </w:rPr>
+        <w:br/>
+        <w:t xml:space="preserve">• </w:t>
+      </w:r>
+      <w:r>
+        <w:rPr>
+          <w:rFonts w:ascii="Segoe UI" w:hAnsi="Segoe UI" w:cs="Segoe UI"/>
+          <w:b/>
+          <w:bCs/>
+        </w:rPr>
+        <w:t>Users with dietary needs</w:t>
+      </w:r>
+      <w:r>
+        <w:rPr>
+          <w:rFonts w:ascii="Segoe UI" w:hAnsi="Segoe UI" w:cs="Segoe UI"/>
+        </w:rPr>
+        <w:t xml:space="preserve"> require tailored recipes and filters for allergens or specific ingredients.</w:t>
+      </w:r>
+      <w:r>
+        <w:rPr>
+          <w:rFonts w:ascii="Segoe UI" w:hAnsi="Segoe UI" w:cs="Segoe UI"/>
+        </w:rPr>
+        <w:br/>
+        <w:t xml:space="preserve">• </w:t>
+      </w:r>
+      <w:r>
+        <w:rPr>
+          <w:rFonts w:ascii="Segoe UI" w:hAnsi="Segoe UI" w:cs="Segoe UI"/>
+          <w:b/>
+          <w:bCs/>
+        </w:rPr>
+        <w:t>Food enthusiasts</w:t>
+      </w:r>
+      <w:r>
+        <w:rPr>
+          <w:rFonts w:ascii="Segoe UI" w:hAnsi="Segoe UI" w:cs="Segoe UI"/>
+        </w:rPr>
+        <w:t xml:space="preserve"> need interactive features, such as cooking classes, to deepen their engagement with the brand.</w:t>
       </w:r>
     </w:p>
     <w:p>
       <w:pPr>
-        <w:pStyle w:val="Heading1"/>
-        <w:rPr>
-          <w:rFonts w:ascii="Segoe UI" w:hAnsi="Segoe UI" w:cs="Segoe UI"/>
-          <w:sz w:val="28"/>
-          <w:szCs w:val="28"/>
-        </w:rPr>
-      </w:pPr>
-      <w:r>
-        <w:rPr>
-          <w:rFonts w:ascii="Segoe UI" w:hAnsi="Segoe UI" w:cs="Segoe UI"/>
-          <w:sz w:val="28"/>
-          <w:szCs w:val="28"/>
-        </w:rPr>
-        <w:lastRenderedPageBreak/>
-        <w:t>3. Proposed Solutions</w:t>
+        <w:rPr>
+          <w:rFonts w:ascii="Segoe UI" w:hAnsi="Segoe UI" w:cs="Segoe UI"/>
+        </w:rPr>
+      </w:pPr>
+      <w:r>
+        <w:rPr>
+          <w:rFonts w:ascii="Segoe UI" w:hAnsi="Segoe UI" w:cs="Segoe UI"/>
+        </w:rPr>
+        <w:t>To meet these needs, the platform should include personalised recipe suggestions, an engaging loyalty program, interactive classes, and a fully accessible interface.</w:t>
+      </w:r>
+      <w:r>
+        <w:rPr>
+          <w:rFonts w:ascii="Segoe UI" w:hAnsi="Segoe UI" w:cs="Segoe UI"/>
+        </w:rPr>
+        <w:br/>
+        <w:t>These features will enhance the e</w:t>
+      </w:r>
+      <w:r>
+        <w:rPr>
+          <w:rFonts w:ascii="Segoe UI" w:hAnsi="Segoe UI" w:cs="Segoe UI"/>
+        </w:rPr>
+        <w:noBreakHyphen/>
+        <w:t>commerce experience and strengthen customer loyalty.</w:t>
       </w:r>
     </w:p>
     <w:p>
       <w:pPr>
         <w:rPr>
           <w:rFonts w:ascii="Segoe UI" w:hAnsi="Segoe UI" w:cs="Segoe UI"/>
+        </w:rPr>
+      </w:pPr>
+    </w:p>
+    <w:p>
+      <w:pPr>
+        <w:rPr>
+          <w:rFonts w:ascii="Segoe UI" w:hAnsi="Segoe UI" w:cs="Segoe UI"/>
           <w:b/>
           <w:bCs/>
-          <w:sz w:val="22"/>
-          <w:szCs w:val="22"/>
         </w:rPr>
       </w:pPr>
       <w:r>
@@ -667,63 +768,58 @@
           <w:rFonts w:ascii="Segoe UI" w:hAnsi="Segoe UI" w:cs="Segoe UI"/>
           <w:b/>
           <w:bCs/>
-          <w:sz w:val="22"/>
-          <w:szCs w:val="22"/>
-        </w:rPr>
-        <w:t>Solution to Problem 1 —</w:t>
-      </w:r>
+        </w:rPr>
+        <w:t>6. Mitigating Potential Risks</w:t>
+      </w:r>
+    </w:p>
+    <w:p>
+      <w:pPr>
+        <w:rPr>
+          <w:rFonts w:ascii="Segoe UI" w:hAnsi="Segoe UI" w:cs="Segoe UI"/>
+        </w:rPr>
+      </w:pPr>
       <w:r>
         <w:rPr>
           <w:rFonts w:ascii="Segoe UI" w:hAnsi="Segoe UI" w:cs="Segoe UI"/>
           <w:b/>
           <w:bCs/>
-          <w:sz w:val="22"/>
-          <w:szCs w:val="22"/>
-        </w:rPr>
-        <w:t xml:space="preserve"> </w:t>
-      </w:r>
-      <w:r>
-        <w:rPr>
-          <w:rFonts w:ascii="Segoe UI" w:hAnsi="Segoe UI" w:cs="Segoe UI"/>
-          <w:sz w:val="22"/>
-          <w:szCs w:val="22"/>
-        </w:rPr>
-        <w:t xml:space="preserve">an engine that </w:t>
-      </w:r>
-      <w:r>
-        <w:rPr>
-          <w:rFonts w:ascii="Segoe UI" w:hAnsi="Segoe UI" w:cs="Segoe UI"/>
-          <w:sz w:val="22"/>
-          <w:szCs w:val="22"/>
-        </w:rPr>
-        <w:t xml:space="preserve">analyses past purchases and preferences set by the user, which then compares them to existing recipes and recommends the most </w:t>
-      </w:r>
-      <w:r>
-        <w:rPr>
-          <w:rFonts w:ascii="Segoe UI" w:hAnsi="Segoe UI" w:cs="Segoe UI"/>
-          <w:sz w:val="22"/>
-          <w:szCs w:val="22"/>
-        </w:rPr>
-        <w:t>closely resembling recipes to the user</w:t>
+        </w:rPr>
+        <w:t>Personalised Recipe Recommendation Engine</w:t>
+      </w:r>
+      <w:r>
+        <w:rPr>
+          <w:rFonts w:ascii="Segoe UI" w:hAnsi="Segoe UI" w:cs="Segoe UI"/>
+        </w:rPr>
+        <w:br/>
+        <w:t>Validation checks will prevent inaccurate preference data. Algorithms will be tested to reduce incorrect or irrelevant recommendations.</w:t>
       </w:r>
     </w:p>
     <w:p>
       <w:pPr>
         <w:rPr>
           <w:rFonts w:ascii="Segoe UI" w:hAnsi="Segoe UI" w:cs="Segoe UI"/>
+        </w:rPr>
+      </w:pPr>
+      <w:r>
+        <w:rPr>
+          <w:rFonts w:ascii="Segoe UI" w:hAnsi="Segoe UI" w:cs="Segoe UI"/>
           <w:b/>
           <w:bCs/>
-          <w:sz w:val="22"/>
-          <w:szCs w:val="22"/>
-        </w:rPr>
-      </w:pPr>
+        </w:rPr>
+        <w:t>User Accounts</w:t>
+      </w:r>
+      <w:r>
+        <w:rPr>
+          <w:rFonts w:ascii="Segoe UI" w:hAnsi="Segoe UI" w:cs="Segoe UI"/>
+        </w:rPr>
+        <w:br/>
+        <w:t>All account data will be encrypted. Password resets, MFA, and login alerts will prevent unauthorised access.</w:t>
+      </w:r>
     </w:p>
     <w:p>
       <w:pPr>
         <w:rPr>
           <w:rFonts w:ascii="Segoe UI" w:hAnsi="Segoe UI" w:cs="Segoe UI"/>
-          <w:sz w:val="22"/>
-          <w:szCs w:val="22"/>
         </w:rPr>
       </w:pPr>
       <w:r>
@@ -731,161 +827,241 @@
           <w:rFonts w:ascii="Segoe UI" w:hAnsi="Segoe UI" w:cs="Segoe UI"/>
           <w:b/>
           <w:bCs/>
-          <w:sz w:val="22"/>
-          <w:szCs w:val="22"/>
-        </w:rPr>
-        <w:t>Solution to Problem 2 —</w:t>
-      </w:r>
+        </w:rPr>
+        <w:t>Loyalty Program</w:t>
+      </w:r>
+      <w:r>
+        <w:rPr>
+          <w:rFonts w:ascii="Segoe UI" w:hAnsi="Segoe UI" w:cs="Segoe UI"/>
+        </w:rPr>
+        <w:br/>
+        <w:t>Fraudulent point accumulation will be minimised using automated detection. Reward redemption logs will track suspicious activity.</w:t>
+      </w:r>
+    </w:p>
+    <w:p>
+      <w:pPr>
+        <w:rPr>
+          <w:rFonts w:ascii="Segoe UI" w:hAnsi="Segoe UI" w:cs="Segoe UI"/>
+        </w:rPr>
+      </w:pPr>
       <w:r>
         <w:rPr>
           <w:rFonts w:ascii="Segoe UI" w:hAnsi="Segoe UI" w:cs="Segoe UI"/>
           <w:b/>
           <w:bCs/>
-          <w:sz w:val="22"/>
-          <w:szCs w:val="22"/>
-        </w:rPr>
-        <w:t xml:space="preserve"> </w:t>
-      </w:r>
-      <w:r>
-        <w:rPr>
-          <w:rFonts w:ascii="Segoe UI" w:hAnsi="Segoe UI" w:cs="Segoe UI"/>
-          <w:sz w:val="22"/>
-          <w:szCs w:val="22"/>
-        </w:rPr>
-        <w:t xml:space="preserve">implement a loyalty system that rewards the user with points that they gain by either purchasing recipes or by </w:t>
-      </w:r>
-      <w:r>
-        <w:rPr>
-          <w:rFonts w:ascii="Segoe UI" w:hAnsi="Segoe UI" w:cs="Segoe UI"/>
-          <w:sz w:val="22"/>
-          <w:szCs w:val="22"/>
-        </w:rPr>
-        <w:t>buying recorded classes or livestreamed lessons. Then the points can be used to either</w:t>
-      </w:r>
-      <w:r>
-        <w:rPr>
-          <w:rFonts w:ascii="Segoe UI" w:hAnsi="Segoe UI" w:cs="Segoe UI"/>
-          <w:sz w:val="22"/>
-          <w:szCs w:val="22"/>
-        </w:rPr>
-        <w:t xml:space="preserve"> offer discounts, or free products/services</w:t>
+        </w:rPr>
+        <w:t>Interactive Cooking Classes</w:t>
+      </w:r>
+      <w:r>
+        <w:rPr>
+          <w:rFonts w:ascii="Segoe UI" w:hAnsi="Segoe UI" w:cs="Segoe UI"/>
+        </w:rPr>
+        <w:br/>
+        <w:t>Streaming issues will be reduced through stable hosting and CDN support. Backup recordings will prevent content loss.</w:t>
+      </w:r>
+      <w:r>
+        <w:rPr>
+          <w:rFonts w:ascii="Segoe UI" w:hAnsi="Segoe UI" w:cs="Segoe UI"/>
+        </w:rPr>
+        <w:br/>
+        <w:t>Moderation tools will keep chat features safe during live classes.</w:t>
       </w:r>
     </w:p>
     <w:p>
       <w:pPr>
         <w:rPr>
           <w:rFonts w:ascii="Segoe UI" w:hAnsi="Segoe UI" w:cs="Segoe UI"/>
+        </w:rPr>
+      </w:pPr>
+      <w:r>
+        <w:rPr>
+          <w:rFonts w:ascii="Segoe UI" w:hAnsi="Segoe UI" w:cs="Segoe UI"/>
           <w:b/>
           <w:bCs/>
-          <w:sz w:val="22"/>
-          <w:szCs w:val="22"/>
-        </w:rPr>
-      </w:pPr>
+        </w:rPr>
+        <w:lastRenderedPageBreak/>
+        <w:t>Technical Reliability</w:t>
+      </w:r>
+      <w:r>
+        <w:rPr>
+          <w:rFonts w:ascii="Segoe UI" w:hAnsi="Segoe UI" w:cs="Segoe UI"/>
+        </w:rPr>
+        <w:br/>
+        <w:t>Cloud hosting, autoscaling, and regular backups will reduce downtime and ensure smooth performance.</w:t>
+      </w:r>
     </w:p>
     <w:p>
       <w:pPr>
         <w:rPr>
           <w:rFonts w:ascii="Segoe UI" w:hAnsi="Segoe UI" w:cs="Segoe UI"/>
-          <w:sz w:val="22"/>
-          <w:szCs w:val="22"/>
-        </w:rPr>
-      </w:pPr>
-      <w:r>
+        </w:rPr>
+      </w:pPr>
+    </w:p>
+    <w:p>
+      <w:pPr>
         <w:rPr>
           <w:rFonts w:ascii="Segoe UI" w:hAnsi="Segoe UI" w:cs="Segoe UI"/>
           <w:b/>
           <w:bCs/>
-          <w:sz w:val="22"/>
-          <w:szCs w:val="22"/>
-        </w:rPr>
-        <w:t>Solution to Problem 3 —</w:t>
-      </w:r>
+        </w:rPr>
+      </w:pPr>
       <w:r>
         <w:rPr>
           <w:rFonts w:ascii="Segoe UI" w:hAnsi="Segoe UI" w:cs="Segoe UI"/>
           <w:b/>
           <w:bCs/>
-          <w:sz w:val="22"/>
-          <w:szCs w:val="22"/>
-        </w:rPr>
-        <w:t xml:space="preserve"> </w:t>
-      </w:r>
-      <w:r>
-        <w:rPr>
-          <w:rFonts w:ascii="Segoe UI" w:hAnsi="Segoe UI" w:cs="Segoe UI"/>
-          <w:sz w:val="22"/>
-          <w:szCs w:val="22"/>
-        </w:rPr>
-        <w:t xml:space="preserve">Creating a </w:t>
-      </w:r>
-      <w:r>
-        <w:rPr>
-          <w:rFonts w:ascii="Segoe UI" w:hAnsi="Segoe UI" w:cs="Segoe UI"/>
-          <w:sz w:val="22"/>
-          <w:szCs w:val="22"/>
-        </w:rPr>
-        <w:t xml:space="preserve">platform where staff can host livestreams to viewers, </w:t>
-      </w:r>
-      <w:r>
-        <w:rPr>
-          <w:rFonts w:ascii="Segoe UI" w:hAnsi="Segoe UI" w:cs="Segoe UI"/>
-          <w:sz w:val="22"/>
-          <w:szCs w:val="22"/>
-        </w:rPr>
-        <w:t xml:space="preserve">providing a way for </w:t>
-      </w:r>
-      <w:r>
-        <w:rPr>
-          <w:rFonts w:ascii="Segoe UI" w:hAnsi="Segoe UI" w:cs="Segoe UI"/>
-          <w:sz w:val="22"/>
-          <w:szCs w:val="22"/>
-        </w:rPr>
-        <w:t>customers to have an engaging way to learn how to cook</w:t>
-      </w:r>
-      <w:r>
-        <w:rPr>
-          <w:rFonts w:ascii="Segoe UI" w:hAnsi="Segoe UI" w:cs="Segoe UI"/>
-          <w:sz w:val="22"/>
-          <w:szCs w:val="22"/>
-        </w:rPr>
-        <w:t>. This will also possibly cause customers to come back if they find it enjoyable.</w:t>
+        </w:rPr>
+        <w:t>7. Security &amp; Compliance Risks</w:t>
       </w:r>
     </w:p>
     <w:p>
       <w:pPr>
         <w:rPr>
           <w:rFonts w:ascii="Segoe UI" w:hAnsi="Segoe UI" w:cs="Segoe UI"/>
-          <w:sz w:val="22"/>
-          <w:szCs w:val="22"/>
-        </w:rPr>
-      </w:pPr>
+        </w:rPr>
+      </w:pPr>
+      <w:r>
+        <w:rPr>
+          <w:rFonts w:ascii="Segoe UI" w:hAnsi="Segoe UI" w:cs="Segoe UI"/>
+          <w:b/>
+          <w:bCs/>
+        </w:rPr>
+        <w:t>Security Features</w:t>
+      </w:r>
+      <w:r>
+        <w:rPr>
+          <w:rFonts w:ascii="Segoe UI" w:hAnsi="Segoe UI" w:cs="Segoe UI"/>
+        </w:rPr>
+        <w:br/>
+        <w:t>All personal and purchase data will be encrypted in transit and at rest.</w:t>
+      </w:r>
+      <w:r>
+        <w:rPr>
+          <w:rFonts w:ascii="Segoe UI" w:hAnsi="Segoe UI" w:cs="Segoe UI"/>
+        </w:rPr>
+        <w:br/>
+        <w:t>MFA, RBAC, and routine security audits will ensure strong system protection.</w:t>
+      </w:r>
+      <w:r>
+        <w:rPr>
+          <w:rFonts w:ascii="Segoe UI" w:hAnsi="Segoe UI" w:cs="Segoe UI"/>
+        </w:rPr>
+        <w:br/>
+        <w:t>The platform will comply with GDPR requirements and meet WCAG accessibility standards.</w:t>
+      </w:r>
     </w:p>
     <w:p>
       <w:pPr>
-        <w:pStyle w:val="Heading1"/>
-        <w:rPr>
-          <w:rFonts w:ascii="Segoe UI" w:hAnsi="Segoe UI" w:cs="Segoe UI"/>
-          <w:sz w:val="28"/>
-          <w:szCs w:val="28"/>
-        </w:rPr>
-      </w:pPr>
-      <w:r>
-        <w:rPr>
-          <w:rFonts w:ascii="Segoe UI" w:hAnsi="Segoe UI" w:cs="Segoe UI"/>
-          <w:sz w:val="28"/>
-          <w:szCs w:val="28"/>
-        </w:rPr>
-        <w:t>4. Decomposition of Solutions</w:t>
+        <w:rPr>
+          <w:rFonts w:ascii="Segoe UI" w:hAnsi="Segoe UI" w:cs="Segoe UI"/>
+        </w:rPr>
+      </w:pPr>
+      <w:r>
+        <w:rPr>
+          <w:rFonts w:ascii="Segoe UI" w:hAnsi="Segoe UI" w:cs="Segoe UI"/>
+          <w:b/>
+          <w:bCs/>
+        </w:rPr>
+        <w:t>Legal Requirements</w:t>
+      </w:r>
+      <w:r>
+        <w:rPr>
+          <w:rFonts w:ascii="Segoe UI" w:hAnsi="Segoe UI" w:cs="Segoe UI"/>
+        </w:rPr>
+        <w:br/>
+        <w:t xml:space="preserve">• </w:t>
+      </w:r>
+      <w:r>
+        <w:rPr>
+          <w:rFonts w:ascii="Segoe UI" w:hAnsi="Segoe UI" w:cs="Segoe UI"/>
+          <w:b/>
+          <w:bCs/>
+        </w:rPr>
+        <w:t>Equality Act 2010</w:t>
+      </w:r>
+      <w:r>
+        <w:rPr>
+          <w:rFonts w:ascii="Segoe UI" w:hAnsi="Segoe UI" w:cs="Segoe UI"/>
+        </w:rPr>
+        <w:t xml:space="preserve"> – ensures accessibility for all users.</w:t>
+      </w:r>
+      <w:r>
+        <w:rPr>
+          <w:rFonts w:ascii="Segoe UI" w:hAnsi="Segoe UI" w:cs="Segoe UI"/>
+        </w:rPr>
+        <w:br/>
+        <w:t xml:space="preserve">• </w:t>
+      </w:r>
+      <w:r>
+        <w:rPr>
+          <w:rFonts w:ascii="Segoe UI" w:hAnsi="Segoe UI" w:cs="Segoe UI"/>
+          <w:b/>
+          <w:bCs/>
+        </w:rPr>
+        <w:t>Consumer Rights Act 2015</w:t>
+      </w:r>
+      <w:r>
+        <w:rPr>
+          <w:rFonts w:ascii="Segoe UI" w:hAnsi="Segoe UI" w:cs="Segoe UI"/>
+        </w:rPr>
+        <w:t xml:space="preserve"> – requires accuracy in recipe and product information.</w:t>
+      </w:r>
+      <w:r>
+        <w:rPr>
+          <w:rFonts w:ascii="Segoe UI" w:hAnsi="Segoe UI" w:cs="Segoe UI"/>
+        </w:rPr>
+        <w:br/>
+        <w:t xml:space="preserve">• </w:t>
+      </w:r>
+      <w:r>
+        <w:rPr>
+          <w:rFonts w:ascii="Segoe UI" w:hAnsi="Segoe UI" w:cs="Segoe UI"/>
+          <w:b/>
+          <w:bCs/>
+        </w:rPr>
+        <w:t>GDPR</w:t>
+      </w:r>
+      <w:r>
+        <w:rPr>
+          <w:rFonts w:ascii="Segoe UI" w:hAnsi="Segoe UI" w:cs="Segoe UI"/>
+        </w:rPr>
+        <w:t xml:space="preserve"> – governs the collection and processing of customer data.</w:t>
+      </w:r>
+      <w:r>
+        <w:rPr>
+          <w:rFonts w:ascii="Segoe UI" w:hAnsi="Segoe UI" w:cs="Segoe UI"/>
+        </w:rPr>
+        <w:br/>
+        <w:t xml:space="preserve">• </w:t>
+      </w:r>
+      <w:r>
+        <w:rPr>
+          <w:rFonts w:ascii="Segoe UI" w:hAnsi="Segoe UI" w:cs="Segoe UI"/>
+          <w:b/>
+          <w:bCs/>
+        </w:rPr>
+        <w:t>Copyright laws</w:t>
+      </w:r>
+      <w:r>
+        <w:rPr>
+          <w:rFonts w:ascii="Segoe UI" w:hAnsi="Segoe UI" w:cs="Segoe UI"/>
+        </w:rPr>
+        <w:t xml:space="preserve"> – apply to recipes, video content, and cooking class materials.</w:t>
       </w:r>
     </w:p>
     <w:p>
       <w:pPr>
         <w:rPr>
           <w:rFonts w:ascii="Segoe UI" w:hAnsi="Segoe UI" w:cs="Segoe UI"/>
+        </w:rPr>
+      </w:pPr>
+    </w:p>
+    <w:p>
+      <w:pPr>
+        <w:rPr>
+          <w:rFonts w:ascii="Segoe UI" w:hAnsi="Segoe UI" w:cs="Segoe UI"/>
           <w:b/>
           <w:bCs/>
-          <w:sz w:val="22"/>
-          <w:szCs w:val="22"/>
         </w:rPr>
       </w:pPr>
       <w:r>
@@ -893,117 +1069,317 @@
           <w:rFonts w:ascii="Segoe UI" w:hAnsi="Segoe UI" w:cs="Segoe UI"/>
           <w:b/>
           <w:bCs/>
-          <w:sz w:val="22"/>
-          <w:szCs w:val="22"/>
-        </w:rPr>
-        <w:t>Recipe Recommendation System</w:t>
+        </w:rPr>
+        <w:t>8. System Requirements</w:t>
       </w:r>
     </w:p>
     <w:p>
       <w:pPr>
-        <w:pStyle w:val="ListParagraph"/>
-        <w:numPr>
-          <w:ilvl w:val="0"/>
-          <w:numId w:val="2"/>
-        </w:numPr>
-        <w:rPr>
-          <w:rFonts w:ascii="Segoe UI" w:hAnsi="Segoe UI" w:cs="Segoe UI"/>
-          <w:sz w:val="22"/>
-          <w:szCs w:val="22"/>
-        </w:rPr>
-      </w:pPr>
-      <w:r>
-        <w:rPr>
-          <w:rFonts w:ascii="Segoe UI" w:hAnsi="Segoe UI" w:cs="Segoe UI"/>
-          <w:sz w:val="22"/>
-          <w:szCs w:val="22"/>
-        </w:rPr>
-        <w:t>Collect user preferences and recent purchase history to personalise recipe suggestions.</w:t>
+        <w:rPr>
+          <w:rFonts w:ascii="Segoe UI" w:hAnsi="Segoe UI" w:cs="Segoe UI"/>
+        </w:rPr>
+      </w:pPr>
+      <w:r>
+        <w:rPr>
+          <w:rFonts w:ascii="Segoe UI" w:hAnsi="Segoe UI" w:cs="Segoe UI"/>
+          <w:b/>
+          <w:bCs/>
+        </w:rPr>
+        <w:t>Functional Requirements</w:t>
+      </w:r>
+      <w:r>
+        <w:rPr>
+          <w:rFonts w:ascii="Segoe UI" w:hAnsi="Segoe UI" w:cs="Segoe UI"/>
+        </w:rPr>
+        <w:br/>
+        <w:t>• Secure user account system</w:t>
+      </w:r>
+      <w:r>
+        <w:rPr>
+          <w:rFonts w:ascii="Segoe UI" w:hAnsi="Segoe UI" w:cs="Segoe UI"/>
+        </w:rPr>
+        <w:br/>
+        <w:t>• Personalised Recipe Recommendation Engine</w:t>
+      </w:r>
+      <w:r>
+        <w:rPr>
+          <w:rFonts w:ascii="Segoe UI" w:hAnsi="Segoe UI" w:cs="Segoe UI"/>
+        </w:rPr>
+        <w:br/>
+        <w:t>• Loyalty Program with point tracking and reward redemption</w:t>
+      </w:r>
+      <w:r>
+        <w:rPr>
+          <w:rFonts w:ascii="Segoe UI" w:hAnsi="Segoe UI" w:cs="Segoe UI"/>
+        </w:rPr>
+        <w:br/>
+        <w:t>• Access to live and recorded cooking classes</w:t>
+      </w:r>
+      <w:r>
+        <w:rPr>
+          <w:rFonts w:ascii="Segoe UI" w:hAnsi="Segoe UI" w:cs="Segoe UI"/>
+        </w:rPr>
+        <w:br/>
+        <w:t>• Ability to browse, favourite, and save recipes</w:t>
+      </w:r>
+      <w:r>
+        <w:rPr>
+          <w:rFonts w:ascii="Segoe UI" w:hAnsi="Segoe UI" w:cs="Segoe UI"/>
+        </w:rPr>
+        <w:br/>
+        <w:t>• Simple e</w:t>
+      </w:r>
+      <w:r>
+        <w:rPr>
+          <w:rFonts w:ascii="Segoe UI" w:hAnsi="Segoe UI" w:cs="Segoe UI"/>
+        </w:rPr>
+        <w:noBreakHyphen/>
+        <w:t>commerce navigation with product filtering</w:t>
       </w:r>
     </w:p>
     <w:p>
       <w:pPr>
-        <w:pStyle w:val="ListParagraph"/>
-        <w:numPr>
-          <w:ilvl w:val="0"/>
-          <w:numId w:val="2"/>
-        </w:numPr>
-        <w:rPr>
-          <w:rFonts w:ascii="Segoe UI" w:hAnsi="Segoe UI" w:cs="Segoe UI"/>
-          <w:sz w:val="22"/>
-          <w:szCs w:val="22"/>
-        </w:rPr>
-      </w:pPr>
-      <w:r>
-        <w:rPr>
-          <w:rFonts w:ascii="Segoe UI" w:hAnsi="Segoe UI" w:cs="Segoe UI"/>
-          <w:sz w:val="22"/>
-          <w:szCs w:val="22"/>
-        </w:rPr>
-        <w:t>Build an algorithm that matches recipes to those preferences.</w:t>
+        <w:rPr>
+          <w:rFonts w:ascii="Segoe UI" w:hAnsi="Segoe UI" w:cs="Segoe UI"/>
+        </w:rPr>
+      </w:pPr>
+      <w:r>
+        <w:rPr>
+          <w:rFonts w:ascii="Segoe UI" w:hAnsi="Segoe UI" w:cs="Segoe UI"/>
+          <w:b/>
+          <w:bCs/>
+        </w:rPr>
+        <w:t>Non</w:t>
+      </w:r>
+      <w:r>
+        <w:rPr>
+          <w:rFonts w:ascii="Segoe UI" w:hAnsi="Segoe UI" w:cs="Segoe UI"/>
+          <w:b/>
+          <w:bCs/>
+        </w:rPr>
+        <w:noBreakHyphen/>
+        <w:t>Functional Requirements</w:t>
+      </w:r>
+      <w:r>
+        <w:rPr>
+          <w:rFonts w:ascii="Segoe UI" w:hAnsi="Segoe UI" w:cs="Segoe UI"/>
+        </w:rPr>
+        <w:br/>
+        <w:t>• 99.9% uptime</w:t>
+      </w:r>
+      <w:r>
+        <w:rPr>
+          <w:rFonts w:ascii="Segoe UI" w:hAnsi="Segoe UI" w:cs="Segoe UI"/>
+        </w:rPr>
+        <w:br/>
+        <w:t>• Strong encryption and data protection</w:t>
+      </w:r>
+      <w:r>
+        <w:rPr>
+          <w:rFonts w:ascii="Segoe UI" w:hAnsi="Segoe UI" w:cs="Segoe UI"/>
+        </w:rPr>
+        <w:br/>
+        <w:t>• Fast loading times</w:t>
+      </w:r>
+      <w:r>
+        <w:rPr>
+          <w:rFonts w:ascii="Segoe UI" w:hAnsi="Segoe UI" w:cs="Segoe UI"/>
+        </w:rPr>
+        <w:br/>
+        <w:t>• Scalable architecture for high</w:t>
+      </w:r>
+      <w:r>
+        <w:rPr>
+          <w:rFonts w:ascii="Segoe UI" w:hAnsi="Segoe UI" w:cs="Segoe UI"/>
+        </w:rPr>
+        <w:noBreakHyphen/>
+        <w:t>traffic events (e.g., live classes)</w:t>
+      </w:r>
+      <w:r>
+        <w:rPr>
+          <w:rFonts w:ascii="Segoe UI" w:hAnsi="Segoe UI" w:cs="Segoe UI"/>
+        </w:rPr>
+        <w:br/>
+        <w:t>• Full WCAG accessibility compliance</w:t>
       </w:r>
     </w:p>
     <w:p>
       <w:pPr>
-        <w:pStyle w:val="ListParagraph"/>
-        <w:numPr>
-          <w:ilvl w:val="0"/>
-          <w:numId w:val="2"/>
-        </w:numPr>
-        <w:rPr>
-          <w:rFonts w:ascii="Segoe UI" w:hAnsi="Segoe UI" w:cs="Segoe UI"/>
-          <w:sz w:val="22"/>
-          <w:szCs w:val="22"/>
-        </w:rPr>
-      </w:pPr>
-      <w:r>
-        <w:rPr>
-          <w:rFonts w:ascii="Segoe UI" w:hAnsi="Segoe UI" w:cs="Segoe UI"/>
-          <w:sz w:val="22"/>
-          <w:szCs w:val="22"/>
-        </w:rPr>
-        <w:t>Display recommended recipes clearly in the user interface.</w:t>
-      </w:r>
+        <w:rPr>
+          <w:rFonts w:ascii="Segoe UI" w:hAnsi="Segoe UI" w:cs="Segoe UI"/>
+        </w:rPr>
+      </w:pPr>
     </w:p>
     <w:p>
       <w:pPr>
-        <w:pStyle w:val="ListParagraph"/>
-        <w:numPr>
-          <w:ilvl w:val="0"/>
-          <w:numId w:val="2"/>
-        </w:numPr>
-        <w:rPr>
-          <w:rFonts w:ascii="Segoe UI" w:hAnsi="Segoe UI" w:cs="Segoe UI"/>
-          <w:sz w:val="22"/>
-          <w:szCs w:val="22"/>
-        </w:rPr>
-      </w:pPr>
-      <w:r>
-        <w:rPr>
-          <w:rFonts w:ascii="Segoe UI" w:hAnsi="Segoe UI" w:cs="Segoe UI"/>
-          <w:sz w:val="22"/>
-          <w:szCs w:val="22"/>
-        </w:rPr>
-        <w:t>Let users give feedback (likes/saves) to improve future recommendations.</w:t>
+        <w:rPr>
+          <w:rFonts w:ascii="Segoe UI" w:hAnsi="Segoe UI" w:cs="Segoe UI"/>
+          <w:b/>
+          <w:bCs/>
+        </w:rPr>
+      </w:pPr>
+      <w:r>
+        <w:rPr>
+          <w:rFonts w:ascii="Segoe UI" w:hAnsi="Segoe UI" w:cs="Segoe UI"/>
+          <w:b/>
+          <w:bCs/>
+        </w:rPr>
+        <w:t>9. Key Performance Indicators (KPIs)</w:t>
       </w:r>
     </w:p>
     <w:p>
       <w:pPr>
         <w:rPr>
           <w:rFonts w:ascii="Segoe UI" w:hAnsi="Segoe UI" w:cs="Segoe UI"/>
-          <w:sz w:val="22"/>
-          <w:szCs w:val="22"/>
-        </w:rPr>
-      </w:pPr>
+        </w:rPr>
+      </w:pPr>
+      <w:r>
+        <w:rPr>
+          <w:rFonts w:ascii="Segoe UI" w:hAnsi="Segoe UI" w:cs="Segoe UI"/>
+        </w:rPr>
+        <w:lastRenderedPageBreak/>
+        <w:t xml:space="preserve">• </w:t>
+      </w:r>
+      <w:r>
+        <w:rPr>
+          <w:rFonts w:ascii="Segoe UI" w:hAnsi="Segoe UI" w:cs="Segoe UI"/>
+          <w:b/>
+          <w:bCs/>
+        </w:rPr>
+        <w:t>Recommendation Accuracy:</w:t>
+      </w:r>
+      <w:r>
+        <w:rPr>
+          <w:rFonts w:ascii="Segoe UI" w:hAnsi="Segoe UI" w:cs="Segoe UI"/>
+        </w:rPr>
+        <w:t xml:space="preserve"> At least 90% relevance based on user feedback within four months</w:t>
+      </w:r>
+      <w:r>
+        <w:rPr>
+          <w:rFonts w:ascii="Segoe UI" w:hAnsi="Segoe UI" w:cs="Segoe UI"/>
+        </w:rPr>
+        <w:br/>
+        <w:t xml:space="preserve">• </w:t>
+      </w:r>
+      <w:r>
+        <w:rPr>
+          <w:rFonts w:ascii="Segoe UI" w:hAnsi="Segoe UI" w:cs="Segoe UI"/>
+          <w:b/>
+          <w:bCs/>
+        </w:rPr>
+        <w:t>Customer Engagement:</w:t>
+      </w:r>
+      <w:r>
+        <w:rPr>
+          <w:rFonts w:ascii="Segoe UI" w:hAnsi="Segoe UI" w:cs="Segoe UI"/>
+        </w:rPr>
+        <w:t xml:space="preserve"> 30% increase in recipe interactions and profile updates within six months</w:t>
+      </w:r>
+      <w:r>
+        <w:rPr>
+          <w:rFonts w:ascii="Segoe UI" w:hAnsi="Segoe UI" w:cs="Segoe UI"/>
+        </w:rPr>
+        <w:br/>
+        <w:t xml:space="preserve">• </w:t>
+      </w:r>
+      <w:r>
+        <w:rPr>
+          <w:rFonts w:ascii="Segoe UI" w:hAnsi="Segoe UI" w:cs="Segoe UI"/>
+          <w:b/>
+          <w:bCs/>
+        </w:rPr>
+        <w:t>Loyalty Program Participation:</w:t>
+      </w:r>
+      <w:r>
+        <w:rPr>
+          <w:rFonts w:ascii="Segoe UI" w:hAnsi="Segoe UI" w:cs="Segoe UI"/>
+        </w:rPr>
+        <w:t xml:space="preserve"> 20% growth in reward redemptions</w:t>
+      </w:r>
+      <w:r>
+        <w:rPr>
+          <w:rFonts w:ascii="Segoe UI" w:hAnsi="Segoe UI" w:cs="Segoe UI"/>
+        </w:rPr>
+        <w:br/>
+        <w:t xml:space="preserve">• </w:t>
+      </w:r>
+      <w:r>
+        <w:rPr>
+          <w:rFonts w:ascii="Segoe UI" w:hAnsi="Segoe UI" w:cs="Segoe UI"/>
+          <w:b/>
+          <w:bCs/>
+        </w:rPr>
+        <w:t>Page Load Time:</w:t>
+      </w:r>
+      <w:r>
+        <w:rPr>
+          <w:rFonts w:ascii="Segoe UI" w:hAnsi="Segoe UI" w:cs="Segoe UI"/>
+        </w:rPr>
+        <w:t xml:space="preserve"> Under 2.5 seconds for all e</w:t>
+      </w:r>
+      <w:r>
+        <w:rPr>
+          <w:rFonts w:ascii="Segoe UI" w:hAnsi="Segoe UI" w:cs="Segoe UI"/>
+        </w:rPr>
+        <w:noBreakHyphen/>
+        <w:t>commerce and recipe pages</w:t>
+      </w:r>
+      <w:r>
+        <w:rPr>
+          <w:rFonts w:ascii="Segoe UI" w:hAnsi="Segoe UI" w:cs="Segoe UI"/>
+        </w:rPr>
+        <w:br/>
+        <w:t xml:space="preserve">• </w:t>
+      </w:r>
+      <w:r>
+        <w:rPr>
+          <w:rFonts w:ascii="Segoe UI" w:hAnsi="Segoe UI" w:cs="Segoe UI"/>
+          <w:b/>
+          <w:bCs/>
+        </w:rPr>
+        <w:t>System Uptime:</w:t>
+      </w:r>
+      <w:r>
+        <w:rPr>
+          <w:rFonts w:ascii="Segoe UI" w:hAnsi="Segoe UI" w:cs="Segoe UI"/>
+        </w:rPr>
+        <w:t xml:space="preserve"> 99.9% availability</w:t>
+      </w:r>
+      <w:r>
+        <w:rPr>
+          <w:rFonts w:ascii="Segoe UI" w:hAnsi="Segoe UI" w:cs="Segoe UI"/>
+        </w:rPr>
+        <w:br/>
+        <w:t xml:space="preserve">• </w:t>
+      </w:r>
+      <w:r>
+        <w:rPr>
+          <w:rFonts w:ascii="Segoe UI" w:hAnsi="Segoe UI" w:cs="Segoe UI"/>
+          <w:b/>
+          <w:bCs/>
+        </w:rPr>
+        <w:t>Customer Retention:</w:t>
+      </w:r>
+      <w:r>
+        <w:rPr>
+          <w:rFonts w:ascii="Segoe UI" w:hAnsi="Segoe UI" w:cs="Segoe UI"/>
+        </w:rPr>
+        <w:t xml:space="preserve"> 15% increase in repeat purchases within six months</w:t>
+      </w:r>
     </w:p>
     <w:p>
       <w:pPr>
         <w:rPr>
           <w:rFonts w:ascii="Segoe UI" w:hAnsi="Segoe UI" w:cs="Segoe UI"/>
+        </w:rPr>
+      </w:pPr>
+    </w:p>
+    <w:p>
+      <w:pPr>
+        <w:rPr>
+          <w:rFonts w:ascii="Segoe UI" w:hAnsi="Segoe UI" w:cs="Segoe UI"/>
           <w:b/>
           <w:bCs/>
-          <w:sz w:val="22"/>
-          <w:szCs w:val="22"/>
         </w:rPr>
       </w:pPr>
       <w:r>
@@ -1011,3349 +1387,103 @@
           <w:rFonts w:ascii="Segoe UI" w:hAnsi="Segoe UI" w:cs="Segoe UI"/>
           <w:b/>
           <w:bCs/>
-          <w:sz w:val="22"/>
-          <w:szCs w:val="22"/>
-        </w:rPr>
-        <w:t>Loyalty Program</w:t>
+        </w:rPr>
+        <w:t>10. User Acceptance Criteria (UAC)</w:t>
       </w:r>
     </w:p>
     <w:p>
       <w:pPr>
-        <w:pStyle w:val="ListParagraph"/>
-        <w:numPr>
-          <w:ilvl w:val="0"/>
-          <w:numId w:val="3"/>
-        </w:numPr>
-        <w:rPr>
-          <w:rFonts w:ascii="Segoe UI" w:hAnsi="Segoe UI" w:cs="Segoe UI"/>
-          <w:sz w:val="22"/>
-          <w:szCs w:val="22"/>
-        </w:rPr>
-      </w:pPr>
-      <w:r>
-        <w:rPr>
-          <w:rFonts w:ascii="Segoe UI" w:hAnsi="Segoe UI" w:cs="Segoe UI"/>
-          <w:sz w:val="22"/>
-          <w:szCs w:val="22"/>
-        </w:rPr>
-        <w:t>Create a points system that rewards purchases and engagement.</w:t>
+        <w:rPr>
+          <w:rFonts w:ascii="Segoe UI" w:hAnsi="Segoe UI" w:cs="Segoe UI"/>
+        </w:rPr>
+      </w:pPr>
+      <w:r>
+        <w:rPr>
+          <w:rFonts w:ascii="Segoe UI" w:hAnsi="Segoe UI" w:cs="Segoe UI"/>
+          <w:b/>
+          <w:bCs/>
+        </w:rPr>
+        <w:t>Personalised Recipe Recommendation Engine</w:t>
+      </w:r>
+      <w:r>
+        <w:rPr>
+          <w:rFonts w:ascii="Segoe UI" w:hAnsi="Segoe UI" w:cs="Segoe UI"/>
+        </w:rPr>
+        <w:br/>
+        <w:t>Must produce relevant, accurate recipe suggestions and allow easy updating of preferences.</w:t>
       </w:r>
     </w:p>
     <w:p>
       <w:pPr>
-        <w:pStyle w:val="ListParagraph"/>
-        <w:numPr>
-          <w:ilvl w:val="0"/>
-          <w:numId w:val="3"/>
-        </w:numPr>
-        <w:rPr>
-          <w:rFonts w:ascii="Segoe UI" w:hAnsi="Segoe UI" w:cs="Segoe UI"/>
-          <w:sz w:val="22"/>
-          <w:szCs w:val="22"/>
-        </w:rPr>
-      </w:pPr>
-      <w:r>
-        <w:rPr>
-          <w:rFonts w:ascii="Segoe UI" w:hAnsi="Segoe UI" w:cs="Segoe UI"/>
-          <w:sz w:val="22"/>
-          <w:szCs w:val="22"/>
-        </w:rPr>
-        <w:t>Build a user dashboard showing points and available rewards.</w:t>
+        <w:rPr>
+          <w:rFonts w:ascii="Segoe UI" w:hAnsi="Segoe UI" w:cs="Segoe UI"/>
+        </w:rPr>
+      </w:pPr>
+      <w:r>
+        <w:rPr>
+          <w:rFonts w:ascii="Segoe UI" w:hAnsi="Segoe UI" w:cs="Segoe UI"/>
+          <w:b/>
+          <w:bCs/>
+        </w:rPr>
+        <w:t>Loyalty Program</w:t>
+      </w:r>
+      <w:r>
+        <w:rPr>
+          <w:rFonts w:ascii="Segoe UI" w:hAnsi="Segoe UI" w:cs="Segoe UI"/>
+        </w:rPr>
+        <w:br/>
+        <w:t>Users must earn points reliably, redeem rewards without errors, and clearly view their activity history.</w:t>
       </w:r>
     </w:p>
     <w:p>
       <w:pPr>
-        <w:pStyle w:val="ListParagraph"/>
-        <w:numPr>
-          <w:ilvl w:val="0"/>
-          <w:numId w:val="3"/>
-        </w:numPr>
-        <w:rPr>
-          <w:rFonts w:ascii="Segoe UI" w:hAnsi="Segoe UI" w:cs="Segoe UI"/>
-          <w:sz w:val="22"/>
-          <w:szCs w:val="22"/>
-        </w:rPr>
-      </w:pPr>
-      <w:r>
-        <w:rPr>
-          <w:rFonts w:ascii="Segoe UI" w:hAnsi="Segoe UI" w:cs="Segoe UI"/>
-          <w:sz w:val="22"/>
-          <w:szCs w:val="22"/>
-        </w:rPr>
-        <w:t>Add secure tracking for earning and redeeming points.</w:t>
+        <w:rPr>
+          <w:rFonts w:ascii="Segoe UI" w:hAnsi="Segoe UI" w:cs="Segoe UI"/>
+        </w:rPr>
+      </w:pPr>
+      <w:r>
+        <w:rPr>
+          <w:rFonts w:ascii="Segoe UI" w:hAnsi="Segoe UI" w:cs="Segoe UI"/>
+          <w:b/>
+          <w:bCs/>
+        </w:rPr>
+        <w:t>Interactive Cooking Classes</w:t>
+      </w:r>
+      <w:r>
+        <w:rPr>
+          <w:rFonts w:ascii="Segoe UI" w:hAnsi="Segoe UI" w:cs="Segoe UI"/>
+        </w:rPr>
+        <w:br/>
+        <w:t>Streams must run smoothly, recordings must load correctly, and users should be able to access class materials easily.</w:t>
       </w:r>
     </w:p>
     <w:p>
       <w:pPr>
-        <w:pStyle w:val="ListParagraph"/>
-        <w:numPr>
-          <w:ilvl w:val="0"/>
-          <w:numId w:val="3"/>
-        </w:numPr>
-        <w:rPr>
-          <w:rFonts w:ascii="Segoe UI" w:hAnsi="Segoe UI" w:cs="Segoe UI"/>
-          <w:sz w:val="22"/>
-          <w:szCs w:val="22"/>
-        </w:rPr>
-      </w:pPr>
-      <w:r>
-        <w:rPr>
-          <w:rFonts w:ascii="Segoe UI" w:hAnsi="Segoe UI" w:cs="Segoe UI"/>
-          <w:sz w:val="22"/>
-          <w:szCs w:val="22"/>
-        </w:rPr>
-        <w:t>Integrate point redemption smoothly at checkout.</w:t>
-      </w:r>
-    </w:p>
-    <w:p>
-      <w:pPr>
-        <w:rPr>
-          <w:rFonts w:ascii="Segoe UI" w:hAnsi="Segoe UI" w:cs="Segoe UI"/>
-          <w:sz w:val="22"/>
-          <w:szCs w:val="22"/>
-        </w:rPr>
-      </w:pPr>
-    </w:p>
-    <w:p>
-      <w:pPr>
+        <w:rPr>
+          <w:rFonts w:ascii="Segoe UI" w:hAnsi="Segoe UI" w:cs="Segoe UI"/>
+        </w:rPr>
+      </w:pPr>
+      <w:r>
         <w:rPr>
           <w:rFonts w:ascii="Segoe UI" w:hAnsi="Segoe UI" w:cs="Segoe UI"/>
           <w:b/>
           <w:bCs/>
-          <w:sz w:val="22"/>
-          <w:szCs w:val="22"/>
-        </w:rPr>
-      </w:pPr>
-      <w:r>
-        <w:rPr>
-          <w:rFonts w:ascii="Segoe UI" w:hAnsi="Segoe UI" w:cs="Segoe UI"/>
-          <w:b/>
-          <w:bCs/>
-          <w:sz w:val="22"/>
-          <w:szCs w:val="22"/>
-        </w:rPr>
-        <w:t>Livestreams</w:t>
-      </w:r>
-      <w:r>
-        <w:rPr>
-          <w:rFonts w:ascii="Segoe UI" w:hAnsi="Segoe UI" w:cs="Segoe UI"/>
-          <w:b/>
-          <w:bCs/>
-          <w:sz w:val="22"/>
-          <w:szCs w:val="22"/>
-        </w:rPr>
-        <w:t xml:space="preserve"> &amp; Recorded Classes</w:t>
-      </w:r>
-    </w:p>
-    <w:p>
-      <w:pPr>
-        <w:pStyle w:val="ListParagraph"/>
-        <w:numPr>
-          <w:ilvl w:val="0"/>
-          <w:numId w:val="5"/>
-        </w:numPr>
-        <w:rPr>
-          <w:rFonts w:ascii="Segoe UI" w:hAnsi="Segoe UI" w:cs="Segoe UI"/>
-          <w:sz w:val="22"/>
-          <w:szCs w:val="22"/>
-        </w:rPr>
-      </w:pPr>
-      <w:r>
-        <w:rPr>
-          <w:rFonts w:ascii="Segoe UI" w:hAnsi="Segoe UI" w:cs="Segoe UI"/>
-          <w:sz w:val="22"/>
-          <w:szCs w:val="22"/>
-        </w:rPr>
-        <w:t>Create a schedule for upcoming livestream cooking classes.</w:t>
-      </w:r>
-    </w:p>
-    <w:p>
-      <w:pPr>
-        <w:pStyle w:val="ListParagraph"/>
-        <w:numPr>
-          <w:ilvl w:val="0"/>
-          <w:numId w:val="5"/>
-        </w:numPr>
-        <w:rPr>
-          <w:rFonts w:ascii="Segoe UI" w:hAnsi="Segoe UI" w:cs="Segoe UI"/>
-          <w:sz w:val="22"/>
-          <w:szCs w:val="22"/>
-        </w:rPr>
-      </w:pPr>
-      <w:r>
-        <w:rPr>
-          <w:rFonts w:ascii="Segoe UI" w:hAnsi="Segoe UI" w:cs="Segoe UI"/>
-          <w:sz w:val="22"/>
-          <w:szCs w:val="22"/>
-        </w:rPr>
-        <w:t>Add a reliable video player with live interaction options.</w:t>
-      </w:r>
-    </w:p>
-    <w:p>
-      <w:pPr>
-        <w:pStyle w:val="ListParagraph"/>
-        <w:numPr>
-          <w:ilvl w:val="0"/>
-          <w:numId w:val="5"/>
-        </w:numPr>
-        <w:rPr>
-          <w:rFonts w:ascii="Segoe UI" w:hAnsi="Segoe UI" w:cs="Segoe UI"/>
-          <w:sz w:val="22"/>
-          <w:szCs w:val="22"/>
-        </w:rPr>
-      </w:pPr>
-      <w:r>
-        <w:rPr>
-          <w:rFonts w:ascii="Segoe UI" w:hAnsi="Segoe UI" w:cs="Segoe UI"/>
-          <w:sz w:val="22"/>
-          <w:szCs w:val="22"/>
-        </w:rPr>
-        <w:t>Store recorded classes in an organised, easy‑to‑browse library.</w:t>
-      </w:r>
-    </w:p>
-    <w:p>
-      <w:pPr>
-        <w:pStyle w:val="ListParagraph"/>
-        <w:numPr>
-          <w:ilvl w:val="0"/>
-          <w:numId w:val="5"/>
-        </w:numPr>
-        <w:rPr>
-          <w:rFonts w:ascii="Segoe UI" w:hAnsi="Segoe UI" w:cs="Segoe UI"/>
-          <w:sz w:val="22"/>
-          <w:szCs w:val="22"/>
-        </w:rPr>
-      </w:pPr>
-      <w:r>
-        <w:rPr>
-          <w:rFonts w:ascii="Segoe UI" w:hAnsi="Segoe UI" w:cs="Segoe UI"/>
-          <w:sz w:val="22"/>
-          <w:szCs w:val="22"/>
-        </w:rPr>
-        <w:t>Ensure videos work well across devices with good performance.</w:t>
-      </w:r>
-    </w:p>
-    <w:p>
-      <w:pPr>
-        <w:pStyle w:val="Heading1"/>
-        <w:rPr>
-          <w:rFonts w:ascii="Segoe UI" w:hAnsi="Segoe UI" w:cs="Segoe UI"/>
-          <w:sz w:val="28"/>
-          <w:szCs w:val="28"/>
-        </w:rPr>
-      </w:pPr>
-      <w:r>
-        <w:rPr>
-          <w:rFonts w:ascii="Segoe UI" w:hAnsi="Segoe UI" w:cs="Segoe UI"/>
-          <w:sz w:val="28"/>
-          <w:szCs w:val="28"/>
-        </w:rPr>
-        <w:lastRenderedPageBreak/>
-        <w:t>5. Client and User Needs</w:t>
-      </w:r>
-    </w:p>
-    <w:p>
-      <w:pPr>
-        <w:rPr>
-          <w:rFonts w:ascii="Segoe UI" w:hAnsi="Segoe UI" w:cs="Segoe UI"/>
-          <w:sz w:val="22"/>
-          <w:szCs w:val="22"/>
-        </w:rPr>
-      </w:pPr>
-      <w:r>
-        <w:rPr>
-          <w:rFonts w:ascii="Segoe UI" w:hAnsi="Segoe UI" w:cs="Segoe UI"/>
-          <w:sz w:val="22"/>
-          <w:szCs w:val="22"/>
-        </w:rPr>
-        <w:t>Gourmet Delights aims to make browsing products and recipes simple, provide personalised recipe suggestions, and create an overall smooth and enjoyable shopping experience.</w:t>
-      </w:r>
-    </w:p>
-    <w:p>
-      <w:pPr>
-        <w:rPr>
-          <w:rFonts w:ascii="Segoe UI" w:hAnsi="Segoe UI" w:cs="Segoe UI"/>
-          <w:sz w:val="22"/>
-          <w:szCs w:val="22"/>
-        </w:rPr>
-      </w:pPr>
-      <w:r>
-        <w:rPr>
-          <w:rFonts w:ascii="Segoe UI" w:hAnsi="Segoe UI" w:cs="Segoe UI"/>
-          <w:sz w:val="22"/>
-          <w:szCs w:val="22"/>
-        </w:rPr>
-        <w:t>Different users have different needs. Older customers may need larger text, high</w:t>
-      </w:r>
-      <w:r>
-        <w:rPr>
-          <w:rFonts w:ascii="Segoe UI" w:hAnsi="Segoe UI" w:cs="Segoe UI"/>
-          <w:sz w:val="22"/>
-          <w:szCs w:val="22"/>
+        </w:rPr>
+        <w:t>Navigation</w:t>
+      </w:r>
+      <w:r>
+        <w:rPr>
+          <w:rFonts w:ascii="Segoe UI" w:hAnsi="Segoe UI" w:cs="Segoe UI"/>
+        </w:rPr>
+        <w:br/>
+        <w:t>All features should be accessible within three taps, with consistent layouts and full screen</w:t>
+      </w:r>
+      <w:r>
+        <w:rPr>
+          <w:rFonts w:ascii="Segoe UI" w:hAnsi="Segoe UI" w:cs="Segoe UI"/>
         </w:rPr>
         <w:noBreakHyphen/>
-        <w:t>contrast colours, and straightforward navigation. Busy professionals benefit from fast browsing, quick checkout, and mobile</w:t>
-      </w:r>
-      <w:r>
-        <w:rPr>
-          <w:rFonts w:ascii="Segoe UI" w:hAnsi="Segoe UI" w:cs="Segoe UI"/>
-          <w:sz w:val="22"/>
-          <w:szCs w:val="22"/>
-        </w:rPr>
-        <w:noBreakHyphen/>
-        <w:t xml:space="preserve">friendly features. </w:t>
-      </w:r>
-    </w:p>
-    <w:p>
-      <w:pPr>
-        <w:rPr>
-          <w:rFonts w:ascii="Segoe UI" w:hAnsi="Segoe UI" w:cs="Segoe UI"/>
-        </w:rPr>
-      </w:pPr>
-    </w:p>
-    <w:p>
-      <w:pPr>
-        <w:pStyle w:val="Heading1"/>
-        <w:rPr>
-          <w:rFonts w:ascii="Segoe UI" w:hAnsi="Segoe UI" w:cs="Segoe UI"/>
-          <w:sz w:val="28"/>
-          <w:szCs w:val="28"/>
-        </w:rPr>
-      </w:pPr>
-      <w:r>
-        <w:rPr>
-          <w:rFonts w:ascii="Segoe UI" w:hAnsi="Segoe UI" w:cs="Segoe UI"/>
-          <w:sz w:val="28"/>
-          <w:szCs w:val="28"/>
-        </w:rPr>
-        <w:t xml:space="preserve">6. </w:t>
-      </w:r>
-      <w:r>
-        <w:rPr>
-          <w:rFonts w:ascii="Segoe UI" w:hAnsi="Segoe UI" w:cs="Segoe UI"/>
-          <w:sz w:val="28"/>
-          <w:szCs w:val="28"/>
-        </w:rPr>
-        <w:t>Mitigating Potential Risks</w:t>
-      </w:r>
-    </w:p>
-    <w:tbl>
-      <w:tblPr>
-        <w:tblStyle w:val="GridTable4"/>
-        <w:tblW w:w="0" w:type="auto"/>
-        <w:tblLook w:val="0620" w:firstRow="1" w:lastRow="0" w:firstColumn="0" w:lastColumn="0" w:noHBand="1" w:noVBand="1"/>
-      </w:tblPr>
-      <w:tblGrid>
-        <w:gridCol w:w="1644"/>
-        <w:gridCol w:w="2095"/>
-        <w:gridCol w:w="1634"/>
-        <w:gridCol w:w="1780"/>
-        <w:gridCol w:w="1863"/>
-      </w:tblGrid>
-      <w:tr>
-        <w:trPr>
-          <w:cnfStyle w:val="100000000000" w:firstRow="1" w:lastRow="0" w:firstColumn="0" w:lastColumn="0" w:oddVBand="0" w:evenVBand="0" w:oddHBand="0" w:evenHBand="0" w:firstRowFirstColumn="0" w:firstRowLastColumn="0" w:lastRowFirstColumn="0" w:lastRowLastColumn="0"/>
-        </w:trPr>
-        <w:tc>
-          <w:tcPr>
-            <w:tcW w:w="0" w:type="auto"/>
-            <w:hideMark/>
-          </w:tcPr>
-          <w:p>
-            <w:pPr>
-              <w:spacing w:after="160" w:line="278" w:lineRule="auto"/>
-            </w:pPr>
-            <w:r>
-              <w:t>Feature</w:t>
-            </w:r>
-          </w:p>
-        </w:tc>
-        <w:tc>
-          <w:tcPr>
-            <w:tcW w:w="0" w:type="auto"/>
-            <w:hideMark/>
-          </w:tcPr>
-          <w:p>
-            <w:pPr>
-              <w:spacing w:after="160" w:line="278" w:lineRule="auto"/>
-            </w:pPr>
-            <w:r>
-              <w:t>Risk</w:t>
-            </w:r>
-          </w:p>
-        </w:tc>
-        <w:tc>
-          <w:tcPr>
-            <w:tcW w:w="0" w:type="auto"/>
-            <w:hideMark/>
-          </w:tcPr>
-          <w:p>
-            <w:pPr>
-              <w:spacing w:after="160" w:line="278" w:lineRule="auto"/>
-            </w:pPr>
-            <w:r>
-              <w:t>Impact</w:t>
-            </w:r>
-          </w:p>
-        </w:tc>
-        <w:tc>
-          <w:tcPr>
-            <w:tcW w:w="0" w:type="auto"/>
-            <w:hideMark/>
-          </w:tcPr>
-          <w:p>
-            <w:pPr>
-              <w:spacing w:after="160" w:line="278" w:lineRule="auto"/>
-            </w:pPr>
-            <w:r>
-              <w:t>Solution</w:t>
-            </w:r>
-          </w:p>
-        </w:tc>
-        <w:tc>
-          <w:tcPr>
-            <w:tcW w:w="0" w:type="auto"/>
-            <w:hideMark/>
-          </w:tcPr>
-          <w:p>
-            <w:pPr>
-              <w:spacing w:after="160" w:line="278" w:lineRule="auto"/>
-            </w:pPr>
-            <w:r>
-              <w:t>Justification</w:t>
-            </w:r>
-          </w:p>
-        </w:tc>
-      </w:tr>
-      <w:tr>
-        <w:tc>
-          <w:tcPr>
-            <w:tcW w:w="0" w:type="auto"/>
-            <w:hideMark/>
-          </w:tcPr>
-          <w:p>
-            <w:pPr>
-              <w:spacing w:after="160" w:line="278" w:lineRule="auto"/>
-              <w:rPr>
-                <w:b/>
-                <w:bCs/>
-              </w:rPr>
-            </w:pPr>
-            <w:r>
-              <w:rPr>
-                <w:b/>
-                <w:bCs/>
-              </w:rPr>
-              <w:t>Maintenance Log</w:t>
-            </w:r>
-          </w:p>
-        </w:tc>
-        <w:tc>
-          <w:tcPr>
-            <w:tcW w:w="0" w:type="auto"/>
-            <w:hideMark/>
-          </w:tcPr>
-          <w:p>
-            <w:pPr>
-              <w:spacing w:after="160" w:line="278" w:lineRule="auto"/>
-            </w:pPr>
-            <w:r>
-              <w:rPr>
-                <w:b/>
-                <w:bCs/>
-              </w:rPr>
-              <w:t>User-Related:</w:t>
-            </w:r>
-            <w:r>
-              <w:t xml:space="preserve"> Engineers entering incorrect details (wrong date, wrong part, wrong technician)</w:t>
-            </w:r>
-          </w:p>
-        </w:tc>
-        <w:tc>
-          <w:tcPr>
-            <w:tcW w:w="0" w:type="auto"/>
-            <w:hideMark/>
-          </w:tcPr>
-          <w:p>
-            <w:pPr>
-              <w:spacing w:after="160" w:line="278" w:lineRule="auto"/>
-            </w:pPr>
-            <w:r>
-              <w:t>Incorrect logs could lead to equipment being serviced at the wrong time or with the wrong parts</w:t>
-            </w:r>
-          </w:p>
-        </w:tc>
-        <w:tc>
-          <w:tcPr>
-            <w:tcW w:w="0" w:type="auto"/>
-            <w:hideMark/>
-          </w:tcPr>
-          <w:p>
-            <w:pPr>
-              <w:spacing w:after="160" w:line="278" w:lineRule="auto"/>
-            </w:pPr>
-            <w:r>
-              <w:t>Add clear data</w:t>
-            </w:r>
-            <w:r>
-              <w:noBreakHyphen/>
-              <w:t>validation checks and a confirmation screen</w:t>
-            </w:r>
-          </w:p>
-        </w:tc>
-        <w:tc>
-          <w:tcPr>
-            <w:tcW w:w="0" w:type="auto"/>
-            <w:hideMark/>
-          </w:tcPr>
-          <w:p>
-            <w:pPr>
-              <w:spacing w:after="160" w:line="278" w:lineRule="auto"/>
-            </w:pPr>
-            <w:r>
-              <w:t>Helps users double</w:t>
-            </w:r>
-            <w:r>
-              <w:noBreakHyphen/>
-              <w:t>check entries so the maintenance records stay accurate</w:t>
-            </w:r>
-          </w:p>
-        </w:tc>
-      </w:tr>
-      <w:tr>
-        <w:tc>
-          <w:tcPr>
-            <w:tcW w:w="0" w:type="auto"/>
-            <w:hideMark/>
-          </w:tcPr>
-          <w:p>
-            <w:pPr>
-              <w:spacing w:after="160" w:line="278" w:lineRule="auto"/>
-            </w:pPr>
-          </w:p>
-        </w:tc>
-        <w:tc>
-          <w:tcPr>
-            <w:tcW w:w="0" w:type="auto"/>
-            <w:hideMark/>
-          </w:tcPr>
-          <w:p>
-            <w:pPr>
-              <w:spacing w:after="160" w:line="278" w:lineRule="auto"/>
-            </w:pPr>
-            <w:r>
-              <w:rPr>
-                <w:b/>
-                <w:bCs/>
-              </w:rPr>
-              <w:t>Technical:</w:t>
-            </w:r>
-            <w:r>
-              <w:t xml:space="preserve"> Logs not saving properly or being overwritten</w:t>
-            </w:r>
-          </w:p>
-        </w:tc>
-        <w:tc>
-          <w:tcPr>
-            <w:tcW w:w="0" w:type="auto"/>
-            <w:hideMark/>
-          </w:tcPr>
-          <w:p>
-            <w:pPr>
-              <w:spacing w:after="160" w:line="278" w:lineRule="auto"/>
-            </w:pPr>
-            <w:r>
-              <w:t>Loss of maintenance records, causing confusion and delays</w:t>
-            </w:r>
-          </w:p>
-        </w:tc>
-        <w:tc>
-          <w:tcPr>
-            <w:tcW w:w="0" w:type="auto"/>
-            <w:hideMark/>
-          </w:tcPr>
-          <w:p>
-            <w:pPr>
-              <w:spacing w:after="160" w:line="278" w:lineRule="auto"/>
-            </w:pPr>
-            <w:r>
-              <w:t>Improve backend reliability and add automated backups</w:t>
-            </w:r>
-          </w:p>
-        </w:tc>
-        <w:tc>
-          <w:tcPr>
-            <w:tcW w:w="0" w:type="auto"/>
-            <w:hideMark/>
-          </w:tcPr>
-          <w:p>
-            <w:pPr>
-              <w:spacing w:after="160" w:line="278" w:lineRule="auto"/>
-            </w:pPr>
-            <w:r>
-              <w:t>Ensures logs are never lost and engineers can always retrieve past maintenance data</w:t>
-            </w:r>
-          </w:p>
-        </w:tc>
-      </w:tr>
-      <w:tr>
-        <w:tc>
-          <w:tcPr>
-            <w:tcW w:w="0" w:type="auto"/>
-            <w:hideMark/>
-          </w:tcPr>
-          <w:p>
-            <w:pPr>
-              <w:spacing w:after="160" w:line="278" w:lineRule="auto"/>
-            </w:pPr>
-          </w:p>
-        </w:tc>
-        <w:tc>
-          <w:tcPr>
-            <w:tcW w:w="0" w:type="auto"/>
-            <w:hideMark/>
-          </w:tcPr>
-          <w:p>
-            <w:pPr>
-              <w:spacing w:after="160" w:line="278" w:lineRule="auto"/>
-            </w:pPr>
-            <w:r>
-              <w:rPr>
-                <w:b/>
-                <w:bCs/>
-              </w:rPr>
-              <w:t>Security:</w:t>
-            </w:r>
-            <w:r>
-              <w:t xml:space="preserve"> Maintenance logs accessed or edited by unauthorised staff</w:t>
-            </w:r>
-          </w:p>
-        </w:tc>
-        <w:tc>
-          <w:tcPr>
-            <w:tcW w:w="0" w:type="auto"/>
-            <w:hideMark/>
-          </w:tcPr>
-          <w:p>
-            <w:pPr>
-              <w:spacing w:after="160" w:line="278" w:lineRule="auto"/>
-            </w:pPr>
-            <w:r>
-              <w:t>Could lead to tampering or incorrect maintenance decisions</w:t>
-            </w:r>
-          </w:p>
-        </w:tc>
-        <w:tc>
-          <w:tcPr>
-            <w:tcW w:w="0" w:type="auto"/>
-            <w:hideMark/>
-          </w:tcPr>
-          <w:p>
-            <w:pPr>
-              <w:spacing w:after="160" w:line="278" w:lineRule="auto"/>
-            </w:pPr>
-            <w:r>
-              <w:t>Role</w:t>
-            </w:r>
-            <w:r>
-              <w:noBreakHyphen/>
-              <w:t>based access control (RBAC) and activity tracking</w:t>
-            </w:r>
-          </w:p>
-        </w:tc>
-        <w:tc>
-          <w:tcPr>
-            <w:tcW w:w="0" w:type="auto"/>
-            <w:hideMark/>
-          </w:tcPr>
-          <w:p>
-            <w:pPr>
-              <w:spacing w:after="160" w:line="278" w:lineRule="auto"/>
-            </w:pPr>
-            <w:r>
-              <w:t>Keeps sensitive maintenance info secure and guarantees accountability</w:t>
-            </w:r>
-          </w:p>
-        </w:tc>
-      </w:tr>
-      <w:tr>
-        <w:tc>
-          <w:tcPr>
-            <w:tcW w:w="0" w:type="auto"/>
-            <w:hideMark/>
-          </w:tcPr>
-          <w:p>
-            <w:pPr>
-              <w:spacing w:after="160" w:line="278" w:lineRule="auto"/>
-              <w:rPr>
-                <w:b/>
-                <w:bCs/>
-              </w:rPr>
-            </w:pPr>
-            <w:r>
-              <w:rPr>
-                <w:b/>
-                <w:bCs/>
-              </w:rPr>
-              <w:t>Maintenance Scheduler</w:t>
-            </w:r>
-          </w:p>
-        </w:tc>
-        <w:tc>
-          <w:tcPr>
-            <w:tcW w:w="0" w:type="auto"/>
-            <w:hideMark/>
-          </w:tcPr>
-          <w:p>
-            <w:pPr>
-              <w:spacing w:after="160" w:line="278" w:lineRule="auto"/>
-            </w:pPr>
-            <w:r>
-              <w:rPr>
-                <w:b/>
-                <w:bCs/>
-              </w:rPr>
-              <w:t>User-Related:</w:t>
-            </w:r>
-            <w:r>
-              <w:t xml:space="preserve"> Staff booking wrong maintenance </w:t>
-            </w:r>
-            <w:r>
-              <w:lastRenderedPageBreak/>
-              <w:t>dates or forgetting scheduled tasks</w:t>
-            </w:r>
-          </w:p>
-        </w:tc>
-        <w:tc>
-          <w:tcPr>
-            <w:tcW w:w="0" w:type="auto"/>
-            <w:hideMark/>
-          </w:tcPr>
-          <w:p>
-            <w:pPr>
-              <w:spacing w:after="160" w:line="278" w:lineRule="auto"/>
-            </w:pPr>
-            <w:r>
-              <w:lastRenderedPageBreak/>
-              <w:t xml:space="preserve">Missed maintenance → equipment breakdowns, </w:t>
-            </w:r>
-            <w:r>
-              <w:lastRenderedPageBreak/>
-              <w:t>delays in production</w:t>
-            </w:r>
-          </w:p>
-        </w:tc>
-        <w:tc>
-          <w:tcPr>
-            <w:tcW w:w="0" w:type="auto"/>
-            <w:hideMark/>
-          </w:tcPr>
-          <w:p>
-            <w:pPr>
-              <w:spacing w:after="160" w:line="278" w:lineRule="auto"/>
-            </w:pPr>
-            <w:r>
-              <w:lastRenderedPageBreak/>
-              <w:t xml:space="preserve">Visual calendar confirmation + </w:t>
-            </w:r>
-            <w:r>
-              <w:lastRenderedPageBreak/>
-              <w:t>reminder prompts</w:t>
-            </w:r>
-          </w:p>
-        </w:tc>
-        <w:tc>
-          <w:tcPr>
-            <w:tcW w:w="0" w:type="auto"/>
-            <w:hideMark/>
-          </w:tcPr>
-          <w:p>
-            <w:pPr>
-              <w:spacing w:after="160" w:line="278" w:lineRule="auto"/>
-            </w:pPr>
-            <w:proofErr w:type="spellStart"/>
-            <w:proofErr w:type="gramStart"/>
-            <w:r>
-              <w:lastRenderedPageBreak/>
-              <w:t>Lets</w:t>
-            </w:r>
-            <w:proofErr w:type="spellEnd"/>
-            <w:proofErr w:type="gramEnd"/>
-            <w:r>
-              <w:t xml:space="preserve"> users verify dates and reduces human error</w:t>
-            </w:r>
-          </w:p>
-        </w:tc>
-      </w:tr>
-      <w:tr>
-        <w:tc>
-          <w:tcPr>
-            <w:tcW w:w="0" w:type="auto"/>
-            <w:hideMark/>
-          </w:tcPr>
-          <w:p>
-            <w:pPr>
-              <w:spacing w:after="160" w:line="278" w:lineRule="auto"/>
-            </w:pPr>
-          </w:p>
-        </w:tc>
-        <w:tc>
-          <w:tcPr>
-            <w:tcW w:w="0" w:type="auto"/>
-            <w:hideMark/>
-          </w:tcPr>
-          <w:p>
-            <w:pPr>
-              <w:spacing w:after="160" w:line="278" w:lineRule="auto"/>
-            </w:pPr>
-            <w:r>
-              <w:rPr>
-                <w:b/>
-                <w:bCs/>
-              </w:rPr>
-              <w:t>Technical:</w:t>
-            </w:r>
-            <w:r>
-              <w:t xml:space="preserve"> Scheduler displays wrong times or fails to load</w:t>
-            </w:r>
-          </w:p>
-        </w:tc>
-        <w:tc>
-          <w:tcPr>
-            <w:tcW w:w="0" w:type="auto"/>
-            <w:hideMark/>
-          </w:tcPr>
-          <w:p>
-            <w:pPr>
-              <w:spacing w:after="160" w:line="278" w:lineRule="auto"/>
-            </w:pPr>
-            <w:r>
-              <w:t>Teams unable to plan maintenance effectively</w:t>
-            </w:r>
-          </w:p>
-        </w:tc>
-        <w:tc>
-          <w:tcPr>
-            <w:tcW w:w="0" w:type="auto"/>
-            <w:hideMark/>
-          </w:tcPr>
-          <w:p>
-            <w:pPr>
-              <w:spacing w:after="160" w:line="278" w:lineRule="auto"/>
-            </w:pPr>
-            <w:r>
-              <w:t>System updates + automated error checking</w:t>
-            </w:r>
-          </w:p>
-        </w:tc>
-        <w:tc>
-          <w:tcPr>
-            <w:tcW w:w="0" w:type="auto"/>
-            <w:hideMark/>
-          </w:tcPr>
-          <w:p>
-            <w:pPr>
-              <w:spacing w:after="160" w:line="278" w:lineRule="auto"/>
-            </w:pPr>
-            <w:r>
-              <w:t>Makes scheduling dependable and prevents production interruptions</w:t>
-            </w:r>
-          </w:p>
-        </w:tc>
-      </w:tr>
-      <w:tr>
-        <w:tc>
-          <w:tcPr>
-            <w:tcW w:w="0" w:type="auto"/>
-            <w:hideMark/>
-          </w:tcPr>
-          <w:p>
-            <w:pPr>
-              <w:spacing w:after="160" w:line="278" w:lineRule="auto"/>
-            </w:pPr>
-          </w:p>
-        </w:tc>
-        <w:tc>
-          <w:tcPr>
-            <w:tcW w:w="0" w:type="auto"/>
-            <w:hideMark/>
-          </w:tcPr>
-          <w:p>
-            <w:pPr>
-              <w:spacing w:after="160" w:line="278" w:lineRule="auto"/>
-            </w:pPr>
-            <w:r>
-              <w:rPr>
-                <w:b/>
-                <w:bCs/>
-              </w:rPr>
-              <w:t>Security:</w:t>
-            </w:r>
-            <w:r>
-              <w:t xml:space="preserve"> Scheduler data exposed to outsiders</w:t>
-            </w:r>
-          </w:p>
-        </w:tc>
-        <w:tc>
-          <w:tcPr>
-            <w:tcW w:w="0" w:type="auto"/>
-            <w:hideMark/>
-          </w:tcPr>
-          <w:p>
-            <w:pPr>
-              <w:spacing w:after="160" w:line="278" w:lineRule="auto"/>
-            </w:pPr>
-            <w:r>
-              <w:t>External access could reveal production schedules</w:t>
-            </w:r>
-          </w:p>
-        </w:tc>
-        <w:tc>
-          <w:tcPr>
-            <w:tcW w:w="0" w:type="auto"/>
-            <w:hideMark/>
-          </w:tcPr>
-          <w:p>
-            <w:pPr>
-              <w:spacing w:after="160" w:line="278" w:lineRule="auto"/>
-            </w:pPr>
-            <w:r>
-              <w:t>Strengthen digital security + encrypt scheduling data</w:t>
-            </w:r>
-          </w:p>
-        </w:tc>
-        <w:tc>
-          <w:tcPr>
-            <w:tcW w:w="0" w:type="auto"/>
-            <w:hideMark/>
-          </w:tcPr>
-          <w:p>
-            <w:pPr>
-              <w:spacing w:after="160" w:line="278" w:lineRule="auto"/>
-            </w:pPr>
-            <w:r>
-              <w:t>Protects the company’s operational timelines</w:t>
-            </w:r>
-          </w:p>
-        </w:tc>
-      </w:tr>
-      <w:tr>
-        <w:tc>
-          <w:tcPr>
-            <w:tcW w:w="0" w:type="auto"/>
-            <w:hideMark/>
-          </w:tcPr>
-          <w:p>
-            <w:pPr>
-              <w:spacing w:after="160" w:line="278" w:lineRule="auto"/>
-              <w:rPr>
-                <w:b/>
-                <w:bCs/>
-              </w:rPr>
-            </w:pPr>
-            <w:r>
-              <w:rPr>
-                <w:b/>
-                <w:bCs/>
-              </w:rPr>
-              <w:t>Notification System</w:t>
-            </w:r>
-          </w:p>
-        </w:tc>
-        <w:tc>
-          <w:tcPr>
-            <w:tcW w:w="0" w:type="auto"/>
-            <w:hideMark/>
-          </w:tcPr>
-          <w:p>
-            <w:pPr>
-              <w:spacing w:after="160" w:line="278" w:lineRule="auto"/>
-            </w:pPr>
-            <w:r>
-              <w:rPr>
-                <w:b/>
-                <w:bCs/>
-              </w:rPr>
-              <w:t>User-Related:</w:t>
-            </w:r>
-            <w:r>
-              <w:t xml:space="preserve"> Users ignoring or misunderstanding alerts</w:t>
-            </w:r>
-          </w:p>
-        </w:tc>
-        <w:tc>
-          <w:tcPr>
-            <w:tcW w:w="0" w:type="auto"/>
-            <w:hideMark/>
-          </w:tcPr>
-          <w:p>
-            <w:pPr>
-              <w:spacing w:after="160" w:line="278" w:lineRule="auto"/>
-            </w:pPr>
-            <w:r>
-              <w:t>Missed deadlines or incomplete tasks</w:t>
-            </w:r>
-          </w:p>
-        </w:tc>
-        <w:tc>
-          <w:tcPr>
-            <w:tcW w:w="0" w:type="auto"/>
-            <w:hideMark/>
-          </w:tcPr>
-          <w:p>
-            <w:pPr>
-              <w:spacing w:after="160" w:line="278" w:lineRule="auto"/>
-            </w:pPr>
-            <w:r>
-              <w:t>Simplify message language + allow custom notification preferences</w:t>
-            </w:r>
-          </w:p>
-        </w:tc>
-        <w:tc>
-          <w:tcPr>
-            <w:tcW w:w="0" w:type="auto"/>
-            <w:hideMark/>
-          </w:tcPr>
-          <w:p>
-            <w:pPr>
-              <w:spacing w:after="160" w:line="278" w:lineRule="auto"/>
-            </w:pPr>
-            <w:r>
-              <w:t>Makes alerts more understandable and harder to miss</w:t>
-            </w:r>
-          </w:p>
-        </w:tc>
-      </w:tr>
-      <w:tr>
-        <w:tc>
-          <w:tcPr>
-            <w:tcW w:w="0" w:type="auto"/>
-            <w:hideMark/>
-          </w:tcPr>
-          <w:p>
-            <w:pPr>
-              <w:spacing w:after="160" w:line="278" w:lineRule="auto"/>
-            </w:pPr>
-          </w:p>
-        </w:tc>
-        <w:tc>
-          <w:tcPr>
-            <w:tcW w:w="0" w:type="auto"/>
-            <w:hideMark/>
-          </w:tcPr>
-          <w:p>
-            <w:pPr>
-              <w:spacing w:after="160" w:line="278" w:lineRule="auto"/>
-            </w:pPr>
-            <w:r>
-              <w:rPr>
-                <w:b/>
-                <w:bCs/>
-              </w:rPr>
-              <w:t>Technical:</w:t>
-            </w:r>
-            <w:r>
-              <w:t xml:space="preserve"> Notifications failing to send</w:t>
-            </w:r>
-          </w:p>
-        </w:tc>
-        <w:tc>
-          <w:tcPr>
-            <w:tcW w:w="0" w:type="auto"/>
-            <w:hideMark/>
-          </w:tcPr>
-          <w:p>
-            <w:pPr>
-              <w:spacing w:after="160" w:line="278" w:lineRule="auto"/>
-            </w:pPr>
-            <w:r>
-              <w:t>Teams miss critical maintenance reminders</w:t>
-            </w:r>
-          </w:p>
-        </w:tc>
-        <w:tc>
-          <w:tcPr>
-            <w:tcW w:w="0" w:type="auto"/>
-            <w:hideMark/>
-          </w:tcPr>
-          <w:p>
-            <w:pPr>
-              <w:spacing w:after="160" w:line="278" w:lineRule="auto"/>
-            </w:pPr>
-            <w:r>
-              <w:t>Implement monitoring to detect failed notifications</w:t>
-            </w:r>
-          </w:p>
-        </w:tc>
-        <w:tc>
-          <w:tcPr>
-            <w:tcW w:w="0" w:type="auto"/>
-            <w:hideMark/>
-          </w:tcPr>
-          <w:p>
-            <w:pPr>
-              <w:spacing w:after="160" w:line="278" w:lineRule="auto"/>
-            </w:pPr>
-            <w:r>
-              <w:t>Ensures teams always receive important updates</w:t>
-            </w:r>
-          </w:p>
-        </w:tc>
-      </w:tr>
-      <w:tr>
-        <w:tc>
-          <w:tcPr>
-            <w:tcW w:w="0" w:type="auto"/>
-            <w:hideMark/>
-          </w:tcPr>
-          <w:p>
-            <w:pPr>
-              <w:spacing w:after="160" w:line="278" w:lineRule="auto"/>
-            </w:pPr>
-          </w:p>
-        </w:tc>
-        <w:tc>
-          <w:tcPr>
-            <w:tcW w:w="0" w:type="auto"/>
-            <w:hideMark/>
-          </w:tcPr>
-          <w:p>
-            <w:pPr>
-              <w:spacing w:after="160" w:line="278" w:lineRule="auto"/>
-            </w:pPr>
-            <w:r>
-              <w:rPr>
-                <w:b/>
-                <w:bCs/>
-              </w:rPr>
-              <w:t>Security:</w:t>
-            </w:r>
-            <w:r>
-              <w:t xml:space="preserve"> Notifications revealing sensitive info</w:t>
-            </w:r>
-          </w:p>
-        </w:tc>
-        <w:tc>
-          <w:tcPr>
-            <w:tcW w:w="0" w:type="auto"/>
-            <w:hideMark/>
-          </w:tcPr>
-          <w:p>
-            <w:pPr>
-              <w:spacing w:after="160" w:line="278" w:lineRule="auto"/>
-            </w:pPr>
-            <w:r>
-              <w:t>Info leaks through email/SMS or internal notifications</w:t>
-            </w:r>
-          </w:p>
-        </w:tc>
-        <w:tc>
-          <w:tcPr>
-            <w:tcW w:w="0" w:type="auto"/>
-            <w:hideMark/>
-          </w:tcPr>
-          <w:p>
-            <w:pPr>
-              <w:spacing w:after="160" w:line="278" w:lineRule="auto"/>
-            </w:pPr>
-            <w:r>
-              <w:t>Ensure notifications exclude sensitive internal data</w:t>
-            </w:r>
-          </w:p>
-        </w:tc>
-        <w:tc>
-          <w:tcPr>
-            <w:tcW w:w="0" w:type="auto"/>
-            <w:hideMark/>
-          </w:tcPr>
-          <w:p>
-            <w:pPr>
-              <w:spacing w:after="160" w:line="278" w:lineRule="auto"/>
-            </w:pPr>
-            <w:r>
-              <w:t>Removes risk of leaking operational or personnel information</w:t>
-            </w:r>
-          </w:p>
-        </w:tc>
-      </w:tr>
-      <w:tr>
-        <w:tc>
-          <w:tcPr>
-            <w:tcW w:w="0" w:type="auto"/>
-            <w:hideMark/>
-          </w:tcPr>
-          <w:p>
-            <w:pPr>
-              <w:spacing w:after="160" w:line="278" w:lineRule="auto"/>
-              <w:rPr>
-                <w:b/>
-                <w:bCs/>
-              </w:rPr>
-            </w:pPr>
-            <w:r>
-              <w:rPr>
-                <w:b/>
-                <w:bCs/>
-              </w:rPr>
-              <w:t>Internal Navigation / Intranet Interface</w:t>
-            </w:r>
-          </w:p>
-        </w:tc>
-        <w:tc>
-          <w:tcPr>
-            <w:tcW w:w="0" w:type="auto"/>
-            <w:hideMark/>
-          </w:tcPr>
-          <w:p>
-            <w:pPr>
-              <w:spacing w:after="160" w:line="278" w:lineRule="auto"/>
-            </w:pPr>
-            <w:r>
-              <w:rPr>
-                <w:b/>
-                <w:bCs/>
-              </w:rPr>
-              <w:t>Technical:</w:t>
-            </w:r>
-            <w:r>
-              <w:t xml:space="preserve"> Broken links or navigation menus not working</w:t>
-            </w:r>
-          </w:p>
-        </w:tc>
-        <w:tc>
-          <w:tcPr>
-            <w:tcW w:w="0" w:type="auto"/>
-            <w:hideMark/>
-          </w:tcPr>
-          <w:p>
-            <w:pPr>
-              <w:spacing w:after="160" w:line="278" w:lineRule="auto"/>
-            </w:pPr>
-            <w:r>
-              <w:t>Staff waste time trying to access tools they need</w:t>
-            </w:r>
-          </w:p>
-        </w:tc>
-        <w:tc>
-          <w:tcPr>
-            <w:tcW w:w="0" w:type="auto"/>
-            <w:hideMark/>
-          </w:tcPr>
-          <w:p>
-            <w:pPr>
-              <w:spacing w:after="160" w:line="278" w:lineRule="auto"/>
-            </w:pPr>
-            <w:r>
-              <w:t>Routine testing + fallback menu options</w:t>
-            </w:r>
-          </w:p>
-        </w:tc>
-        <w:tc>
-          <w:tcPr>
-            <w:tcW w:w="0" w:type="auto"/>
-            <w:hideMark/>
-          </w:tcPr>
-          <w:p>
-            <w:pPr>
-              <w:spacing w:after="160" w:line="278" w:lineRule="auto"/>
-            </w:pPr>
-            <w:r>
-              <w:t>Keeps everyone moving efficiently</w:t>
-            </w:r>
-          </w:p>
-        </w:tc>
-      </w:tr>
-      <w:tr>
-        <w:tc>
-          <w:tcPr>
-            <w:tcW w:w="0" w:type="auto"/>
-            <w:hideMark/>
-          </w:tcPr>
-          <w:p>
-            <w:pPr>
-              <w:spacing w:after="160" w:line="278" w:lineRule="auto"/>
-            </w:pPr>
-          </w:p>
-        </w:tc>
-        <w:tc>
-          <w:tcPr>
-            <w:tcW w:w="0" w:type="auto"/>
-            <w:hideMark/>
-          </w:tcPr>
-          <w:p>
-            <w:pPr>
-              <w:spacing w:after="160" w:line="278" w:lineRule="auto"/>
-            </w:pPr>
-            <w:r>
-              <w:rPr>
-                <w:b/>
-                <w:bCs/>
-              </w:rPr>
-              <w:t>Security:</w:t>
-            </w:r>
-            <w:r>
-              <w:t xml:space="preserve"> Faulty navigation directing users to admin pages</w:t>
-            </w:r>
-          </w:p>
-        </w:tc>
-        <w:tc>
-          <w:tcPr>
-            <w:tcW w:w="0" w:type="auto"/>
-            <w:hideMark/>
-          </w:tcPr>
-          <w:p>
-            <w:pPr>
-              <w:spacing w:after="160" w:line="278" w:lineRule="auto"/>
-            </w:pPr>
-            <w:r>
-              <w:t>Unauthorised access to internal tools or settings</w:t>
-            </w:r>
-          </w:p>
-        </w:tc>
-        <w:tc>
-          <w:tcPr>
-            <w:tcW w:w="0" w:type="auto"/>
-            <w:hideMark/>
-          </w:tcPr>
-          <w:p>
-            <w:pPr>
-              <w:spacing w:after="160" w:line="278" w:lineRule="auto"/>
-            </w:pPr>
-            <w:r>
-              <w:t>Strengthen access controls + permissions checks</w:t>
-            </w:r>
-          </w:p>
-        </w:tc>
-        <w:tc>
-          <w:tcPr>
-            <w:tcW w:w="0" w:type="auto"/>
-            <w:hideMark/>
-          </w:tcPr>
-          <w:p>
-            <w:pPr>
-              <w:spacing w:after="160" w:line="278" w:lineRule="auto"/>
-            </w:pPr>
-            <w:r>
-              <w:t>Prevents users from reaching areas they shouldn’t</w:t>
-            </w:r>
-          </w:p>
-        </w:tc>
-      </w:tr>
-      <w:tr>
-        <w:tc>
-          <w:tcPr>
-            <w:tcW w:w="0" w:type="auto"/>
-            <w:hideMark/>
-          </w:tcPr>
-          <w:p>
-            <w:pPr>
-              <w:spacing w:after="160" w:line="278" w:lineRule="auto"/>
-            </w:pPr>
-          </w:p>
-        </w:tc>
-        <w:tc>
-          <w:tcPr>
-            <w:tcW w:w="0" w:type="auto"/>
-            <w:hideMark/>
-          </w:tcPr>
-          <w:p>
-            <w:pPr>
-              <w:spacing w:after="160" w:line="278" w:lineRule="auto"/>
-            </w:pPr>
-            <w:r>
-              <w:rPr>
-                <w:b/>
-                <w:bCs/>
-              </w:rPr>
-              <w:t>User-Related:</w:t>
-            </w:r>
-            <w:r>
-              <w:t xml:space="preserve"> Hard for visually impaired engineers to use</w:t>
-            </w:r>
-          </w:p>
-        </w:tc>
-        <w:tc>
-          <w:tcPr>
-            <w:tcW w:w="0" w:type="auto"/>
-            <w:hideMark/>
-          </w:tcPr>
-          <w:p>
-            <w:pPr>
-              <w:spacing w:after="160" w:line="278" w:lineRule="auto"/>
-            </w:pPr>
-            <w:r>
-              <w:t>Accessibility issues → staff unable to log work properly</w:t>
-            </w:r>
-          </w:p>
-        </w:tc>
-        <w:tc>
-          <w:tcPr>
-            <w:tcW w:w="0" w:type="auto"/>
-            <w:hideMark/>
-          </w:tcPr>
-          <w:p>
-            <w:pPr>
-              <w:spacing w:after="160" w:line="278" w:lineRule="auto"/>
-            </w:pPr>
-            <w:r>
-              <w:t>Add large-text mode + high</w:t>
-            </w:r>
-            <w:r>
-              <w:noBreakHyphen/>
-              <w:t>contrast theme</w:t>
-            </w:r>
-          </w:p>
-        </w:tc>
-        <w:tc>
-          <w:tcPr>
-            <w:tcW w:w="0" w:type="auto"/>
-            <w:hideMark/>
-          </w:tcPr>
-          <w:p>
-            <w:pPr>
-              <w:spacing w:after="160" w:line="278" w:lineRule="auto"/>
-            </w:pPr>
-            <w:r>
-              <w:t>Makes intranet usable for everyone, bruv</w:t>
-            </w:r>
-          </w:p>
-        </w:tc>
-      </w:tr>
-    </w:tbl>
-    <w:p>
-      <w:pPr>
-        <w:rPr>
-          <w:rFonts w:ascii="Segoe UI" w:eastAsiaTheme="majorEastAsia" w:hAnsi="Segoe UI" w:cs="Segoe UI"/>
-          <w:color w:val="0F4761" w:themeColor="accent1" w:themeShade="BF"/>
-          <w:sz w:val="28"/>
-          <w:szCs w:val="28"/>
-        </w:rPr>
-      </w:pPr>
-    </w:p>
-    <w:p>
-      <w:pPr>
-        <w:rPr>
-          <w:rFonts w:ascii="Segoe UI" w:eastAsiaTheme="majorEastAsia" w:hAnsi="Segoe UI" w:cs="Segoe UI"/>
-          <w:color w:val="0F4761" w:themeColor="accent1" w:themeShade="BF"/>
-          <w:sz w:val="28"/>
-          <w:szCs w:val="28"/>
-        </w:rPr>
-      </w:pPr>
-    </w:p>
-    <w:p>
-      <w:pPr>
-        <w:rPr>
-          <w:rFonts w:ascii="Segoe UI" w:eastAsiaTheme="majorEastAsia" w:hAnsi="Segoe UI" w:cs="Segoe UI"/>
-          <w:b/>
-          <w:bCs/>
-          <w:color w:val="0F4761" w:themeColor="accent1" w:themeShade="BF"/>
-          <w:sz w:val="28"/>
-          <w:szCs w:val="28"/>
-        </w:rPr>
-      </w:pPr>
-      <w:r>
-        <w:rPr>
-          <w:rFonts w:ascii="Segoe UI" w:eastAsiaTheme="majorEastAsia" w:hAnsi="Segoe UI" w:cs="Segoe UI"/>
-          <w:b/>
-          <w:bCs/>
-          <w:color w:val="0F4761" w:themeColor="accent1" w:themeShade="BF"/>
-          <w:sz w:val="28"/>
-          <w:szCs w:val="28"/>
-        </w:rPr>
-        <w:t>7. Security &amp; Compliance Risks</w:t>
-      </w:r>
-    </w:p>
-    <w:p>
-      <w:pPr>
-        <w:rPr>
-          <w:b/>
-          <w:bCs/>
-        </w:rPr>
-      </w:pPr>
-      <w:r>
-        <w:rPr>
-          <w:b/>
-          <w:bCs/>
-        </w:rPr>
-        <w:t>1. Data Privacy and Security</w:t>
-      </w:r>
-    </w:p>
-    <w:p>
-      <w:pPr>
-        <w:pStyle w:val="ListParagraph"/>
-        <w:numPr>
-          <w:ilvl w:val="0"/>
-          <w:numId w:val="27"/>
-        </w:numPr>
-      </w:pPr>
-      <w:r>
-        <w:t>Risk</w:t>
-      </w:r>
-      <w:r>
-        <w:t>: Sensitive information</w:t>
-      </w:r>
-      <w:r>
-        <w:t xml:space="preserve"> </w:t>
-      </w:r>
-      <w:r>
-        <w:t>such as equipment data, technician profiles, and maintenance schedules</w:t>
-      </w:r>
-      <w:r>
-        <w:t xml:space="preserve"> </w:t>
-      </w:r>
-      <w:r>
-        <w:t>may be exposed if security controls are insufficient.</w:t>
-      </w:r>
-    </w:p>
-    <w:p>
-      <w:pPr>
-        <w:pStyle w:val="ListParagraph"/>
-        <w:numPr>
-          <w:ilvl w:val="0"/>
-          <w:numId w:val="27"/>
-        </w:numPr>
-      </w:pPr>
-      <w:r>
-        <w:t>Mitigation / Solution:</w:t>
-      </w:r>
-    </w:p>
-    <w:p>
-      <w:pPr>
-        <w:pStyle w:val="ListParagraph"/>
-        <w:numPr>
-          <w:ilvl w:val="1"/>
-          <w:numId w:val="27"/>
-        </w:numPr>
-      </w:pPr>
-      <w:r>
-        <w:t>Encrypt data both at rest and in transit</w:t>
-      </w:r>
-    </w:p>
-    <w:p>
-      <w:pPr>
-        <w:pStyle w:val="ListParagraph"/>
-        <w:numPr>
-          <w:ilvl w:val="1"/>
-          <w:numId w:val="27"/>
-        </w:numPr>
-      </w:pPr>
-      <w:r>
-        <w:t>Use multi</w:t>
-      </w:r>
-      <w:r>
-        <w:noBreakHyphen/>
-        <w:t>factor authentication</w:t>
-      </w:r>
-    </w:p>
-    <w:p>
-      <w:pPr>
-        <w:pStyle w:val="ListParagraph"/>
-        <w:numPr>
-          <w:ilvl w:val="1"/>
-          <w:numId w:val="27"/>
-        </w:numPr>
-      </w:pPr>
-      <w:r>
-        <w:t>Perform regular security audits and vulnerability assessments</w:t>
-      </w:r>
-    </w:p>
-    <w:p>
-      <w:pPr>
-        <w:pStyle w:val="ListParagraph"/>
-        <w:numPr>
-          <w:ilvl w:val="0"/>
-          <w:numId w:val="27"/>
-        </w:numPr>
-      </w:pPr>
-      <w:r>
-        <w:t>Justification</w:t>
-      </w:r>
-      <w:r>
-        <w:t>:</w:t>
-      </w:r>
-      <w:r>
-        <w:t xml:space="preserve"> </w:t>
-      </w:r>
-      <w:r>
-        <w:t>These actions significantly reduce the risk of unauthorised access, protect confidential operational data, and help maintain compliance with data protection standards.</w:t>
-      </w:r>
-    </w:p>
-    <w:p>
-      <w:pPr>
-        <w:rPr>
-          <w:b/>
-          <w:bCs/>
-        </w:rPr>
-      </w:pPr>
-      <w:r>
-        <w:t>2</w:t>
-      </w:r>
-      <w:r>
-        <w:rPr>
-          <w:b/>
-          <w:bCs/>
-        </w:rPr>
-        <w:t>. Data Breaches in Maintenance Scheduling</w:t>
-      </w:r>
-    </w:p>
-    <w:p>
-      <w:pPr>
-        <w:pStyle w:val="ListParagraph"/>
-        <w:numPr>
-          <w:ilvl w:val="0"/>
-          <w:numId w:val="32"/>
-        </w:numPr>
-        <w:rPr>
-          <w:b/>
-          <w:bCs/>
-        </w:rPr>
-      </w:pPr>
-      <w:r>
-        <w:t>Risk</w:t>
-      </w:r>
-      <w:r>
-        <w:rPr>
-          <w:b/>
-          <w:bCs/>
-        </w:rPr>
-        <w:t xml:space="preserve">: </w:t>
-      </w:r>
-      <w:r>
-        <w:t>Unauthorised individuals could gain access to maintenance schedules, production timelines, or technician details.</w:t>
-      </w:r>
-    </w:p>
-    <w:p>
-      <w:pPr>
-        <w:pStyle w:val="ListParagraph"/>
-        <w:numPr>
-          <w:ilvl w:val="0"/>
-          <w:numId w:val="32"/>
-        </w:numPr>
-        <w:rPr>
-          <w:b/>
-          <w:bCs/>
-        </w:rPr>
-      </w:pPr>
-      <w:r>
-        <w:rPr>
-          <w:b/>
-          <w:bCs/>
-        </w:rPr>
-        <w:t>Solution:</w:t>
-      </w:r>
-    </w:p>
-    <w:p>
-      <w:pPr>
-        <w:pStyle w:val="ListParagraph"/>
-        <w:numPr>
-          <w:ilvl w:val="1"/>
-          <w:numId w:val="31"/>
-        </w:numPr>
-      </w:pPr>
-      <w:r>
-        <w:t>Strong encryption methods</w:t>
-      </w:r>
-    </w:p>
-    <w:p>
-      <w:pPr>
-        <w:pStyle w:val="ListParagraph"/>
-        <w:numPr>
-          <w:ilvl w:val="1"/>
-          <w:numId w:val="31"/>
-        </w:numPr>
-      </w:pPr>
-      <w:r>
-        <w:t>Routine security audits</w:t>
-      </w:r>
-    </w:p>
-    <w:p>
-      <w:pPr>
-        <w:pStyle w:val="ListParagraph"/>
-        <w:numPr>
-          <w:ilvl w:val="1"/>
-          <w:numId w:val="31"/>
-        </w:numPr>
-      </w:pPr>
-      <w:r>
-        <w:t>Robust user authentication systems</w:t>
-      </w:r>
-    </w:p>
-    <w:p>
-      <w:pPr>
-        <w:pStyle w:val="ListParagraph"/>
-        <w:numPr>
-          <w:ilvl w:val="0"/>
-          <w:numId w:val="31"/>
-        </w:numPr>
-      </w:pPr>
-      <w:r>
-        <w:t>J</w:t>
-      </w:r>
-      <w:r>
-        <w:t>ustification:</w:t>
-      </w:r>
-      <w:r>
-        <w:rPr>
-          <w:b/>
-          <w:bCs/>
-        </w:rPr>
-        <w:br/>
-      </w:r>
-      <w:r>
-        <w:t>These measures safeguard critical scheduling information, preventing disruptions and ensuring the platform remains secure and compliant.</w:t>
-      </w:r>
-    </w:p>
-    <w:p>
-      <w:pPr>
-        <w:pStyle w:val="ListParagraph"/>
-      </w:pPr>
-    </w:p>
-    <w:p>
-      <w:pPr>
-        <w:rPr>
-          <w:b/>
-          <w:bCs/>
-        </w:rPr>
-      </w:pPr>
-      <w:r>
-        <w:rPr>
-          <w:b/>
-          <w:bCs/>
-        </w:rPr>
-        <w:t>3. Weak Security Measures</w:t>
-      </w:r>
-    </w:p>
-    <w:p>
-      <w:pPr>
-        <w:pStyle w:val="ListParagraph"/>
-        <w:numPr>
-          <w:ilvl w:val="0"/>
-          <w:numId w:val="36"/>
-        </w:numPr>
-      </w:pPr>
-      <w:r>
-        <w:t>Risk: Insufficient security could result in breaches affecting diagnostic data, maintenance records, and internal communications.</w:t>
-      </w:r>
-    </w:p>
-    <w:p>
-      <w:pPr>
-        <w:pStyle w:val="ListParagraph"/>
-        <w:numPr>
-          <w:ilvl w:val="0"/>
-          <w:numId w:val="36"/>
-        </w:numPr>
-      </w:pPr>
-      <w:r>
-        <w:t>Solution:</w:t>
-      </w:r>
-    </w:p>
-    <w:p>
-      <w:pPr>
-        <w:pStyle w:val="ListParagraph"/>
-        <w:numPr>
-          <w:ilvl w:val="1"/>
-          <w:numId w:val="36"/>
-        </w:numPr>
-      </w:pPr>
-      <w:r>
-        <w:t>Enforce strict data encryption</w:t>
-      </w:r>
-    </w:p>
-    <w:p>
-      <w:pPr>
-        <w:pStyle w:val="ListParagraph"/>
-        <w:numPr>
-          <w:ilvl w:val="1"/>
-          <w:numId w:val="36"/>
-        </w:numPr>
-      </w:pPr>
-      <w:r>
-        <w:t>Conduct routine security reviews</w:t>
-      </w:r>
-    </w:p>
-    <w:p>
-      <w:pPr>
-        <w:pStyle w:val="ListParagraph"/>
-        <w:numPr>
-          <w:ilvl w:val="1"/>
-          <w:numId w:val="36"/>
-        </w:numPr>
-      </w:pPr>
-      <w:r>
-        <w:t>Implement two</w:t>
-      </w:r>
-      <w:r>
-        <w:rPr>
-          <w:rFonts w:ascii="Cambria Math" w:hAnsi="Cambria Math" w:cs="Cambria Math"/>
-        </w:rPr>
-        <w:t>‑</w:t>
-      </w:r>
-      <w:r>
-        <w:t>factor authentication</w:t>
-      </w:r>
-    </w:p>
-    <w:p>
-      <w:pPr>
-        <w:pStyle w:val="ListParagraph"/>
-        <w:numPr>
-          <w:ilvl w:val="0"/>
-          <w:numId w:val="36"/>
-        </w:numPr>
-      </w:pPr>
-      <w:r>
-        <w:t>Justification:</w:t>
-      </w:r>
-    </w:p>
-    <w:p>
-      <w:pPr>
-        <w:pStyle w:val="ListParagraph"/>
-        <w:numPr>
-          <w:ilvl w:val="1"/>
-          <w:numId w:val="36"/>
-        </w:numPr>
-      </w:pPr>
-      <w:r>
-        <w:lastRenderedPageBreak/>
-        <w:t>Strengthening security ensures data integrity, maintains user confidence, and keeps the intranet protected from threats.</w:t>
-      </w:r>
-    </w:p>
-    <w:p>
-      <w:pPr>
-        <w:pStyle w:val="ListParagraph"/>
-        <w:ind w:left="1440"/>
-      </w:pPr>
-    </w:p>
-    <w:p>
-      <w:pPr>
-        <w:rPr>
-          <w:b/>
-          <w:bCs/>
-        </w:rPr>
-      </w:pPr>
-      <w:r>
-        <w:rPr>
-          <w:b/>
-          <w:bCs/>
-        </w:rPr>
-        <w:t>4. Compliance and Legal Requirements</w:t>
-      </w:r>
-    </w:p>
-    <w:p>
-      <w:pPr>
-        <w:pStyle w:val="ListParagraph"/>
-        <w:numPr>
-          <w:ilvl w:val="0"/>
-          <w:numId w:val="38"/>
-        </w:numPr>
-      </w:pPr>
-      <w:r>
-        <w:t>Risk: Not meeting industry regulations or data protection laws could lead to legal penalties or operational limits.</w:t>
-      </w:r>
-    </w:p>
-    <w:p>
-      <w:pPr>
-        <w:pStyle w:val="ListParagraph"/>
-        <w:numPr>
-          <w:ilvl w:val="0"/>
-          <w:numId w:val="38"/>
-        </w:numPr>
-      </w:pPr>
-      <w:r>
-        <w:t>Solution:</w:t>
-      </w:r>
-    </w:p>
-    <w:p>
-      <w:pPr>
-        <w:pStyle w:val="ListParagraph"/>
-        <w:numPr>
-          <w:ilvl w:val="1"/>
-          <w:numId w:val="38"/>
-        </w:numPr>
-      </w:pPr>
-      <w:r>
-        <w:t>Stay updated on relevant regulations</w:t>
-      </w:r>
-    </w:p>
-    <w:p>
-      <w:pPr>
-        <w:pStyle w:val="ListParagraph"/>
-        <w:numPr>
-          <w:ilvl w:val="1"/>
-          <w:numId w:val="38"/>
-        </w:numPr>
-      </w:pPr>
-      <w:r>
-        <w:t>Carry out regular compliance assessments</w:t>
-      </w:r>
-    </w:p>
-    <w:p>
-      <w:pPr>
-        <w:pStyle w:val="ListParagraph"/>
-        <w:numPr>
-          <w:ilvl w:val="1"/>
-          <w:numId w:val="38"/>
-        </w:numPr>
-      </w:pPr>
-      <w:r>
-        <w:t>Consult legal and compliance specialists</w:t>
-      </w:r>
-    </w:p>
-    <w:p>
-      <w:pPr>
-        <w:pStyle w:val="ListParagraph"/>
-        <w:numPr>
-          <w:ilvl w:val="0"/>
-          <w:numId w:val="38"/>
-        </w:numPr>
-      </w:pPr>
-      <w:r>
-        <w:t>Justification:</w:t>
-      </w:r>
-      <w:r>
-        <w:t xml:space="preserve"> </w:t>
-      </w:r>
-      <w:r>
-        <w:t>Ensuring compliance helps avoid fines and protects the organisation’s professional reputation.</w:t>
-      </w:r>
-    </w:p>
-    <w:p/>
-    <w:p>
-      <w:pPr>
-        <w:rPr>
-          <w:b/>
-          <w:bCs/>
-        </w:rPr>
-      </w:pPr>
-      <w:r>
-        <w:rPr>
-          <w:b/>
-          <w:bCs/>
-        </w:rPr>
-        <w:t>5. Compliance Issues (GDPR / Accessibility)</w:t>
-      </w:r>
-    </w:p>
-    <w:p>
-      <w:pPr>
-        <w:pStyle w:val="ListParagraph"/>
-        <w:numPr>
-          <w:ilvl w:val="0"/>
-          <w:numId w:val="40"/>
-        </w:numPr>
-      </w:pPr>
-      <w:r>
-        <w:t>Risk: Inadequate GDPR compliance or poor accessibility could undermine user trust and result in legal issues.</w:t>
-      </w:r>
-    </w:p>
-    <w:p>
-      <w:pPr>
-        <w:pStyle w:val="ListParagraph"/>
-        <w:numPr>
-          <w:ilvl w:val="0"/>
-          <w:numId w:val="40"/>
-        </w:numPr>
-      </w:pPr>
-      <w:r>
-        <w:t>Solution:</w:t>
-      </w:r>
-    </w:p>
-    <w:p>
-      <w:pPr>
-        <w:pStyle w:val="ListParagraph"/>
-        <w:numPr>
-          <w:ilvl w:val="1"/>
-          <w:numId w:val="40"/>
-        </w:numPr>
-      </w:pPr>
-      <w:r>
-        <w:t>Embed GDPR principles throughout system design</w:t>
-      </w:r>
-    </w:p>
-    <w:p>
-      <w:pPr>
-        <w:pStyle w:val="ListParagraph"/>
-        <w:numPr>
-          <w:ilvl w:val="1"/>
-          <w:numId w:val="40"/>
-        </w:numPr>
-      </w:pPr>
-      <w:r>
-        <w:t>Add accessibility features such as scalable text and screen</w:t>
-      </w:r>
-      <w:r>
-        <w:noBreakHyphen/>
-        <w:t>reader compatibility</w:t>
-      </w:r>
-    </w:p>
-    <w:p>
-      <w:pPr>
-        <w:pStyle w:val="ListParagraph"/>
-        <w:numPr>
-          <w:ilvl w:val="0"/>
-          <w:numId w:val="40"/>
-        </w:numPr>
-      </w:pPr>
-      <w:r>
-        <w:t>Justification:</w:t>
-      </w:r>
-      <w:r>
-        <w:t xml:space="preserve"> </w:t>
-      </w:r>
-      <w:r>
-        <w:t>Improves usability for all employees while ensuring the platform meets legal and accessibility obligations.</w:t>
-      </w:r>
-    </w:p>
-    <w:p/>
-    <w:p>
-      <w:pPr>
-        <w:pStyle w:val="Heading2"/>
-      </w:pPr>
-      <w:r>
-        <w:t xml:space="preserve">8. </w:t>
-      </w:r>
-      <w:r>
-        <w:t>System Reliability Risks</w:t>
-      </w:r>
-    </w:p>
-    <w:p>
-      <w:pPr>
-        <w:rPr>
-          <w:b/>
-          <w:bCs/>
-        </w:rPr>
-      </w:pPr>
-      <w:r>
-        <w:rPr>
-          <w:b/>
-          <w:bCs/>
-        </w:rPr>
-        <w:t>1. System Downtime</w:t>
-      </w:r>
-    </w:p>
-    <w:p>
-      <w:pPr>
-        <w:pStyle w:val="ListParagraph"/>
-        <w:numPr>
-          <w:ilvl w:val="0"/>
-          <w:numId w:val="42"/>
-        </w:numPr>
-      </w:pPr>
-      <w:r>
-        <w:t>Risk: The intranet may be unavailable during key maintenance periods.</w:t>
-      </w:r>
-    </w:p>
-    <w:p>
-      <w:pPr>
-        <w:pStyle w:val="ListParagraph"/>
-        <w:numPr>
-          <w:ilvl w:val="0"/>
-          <w:numId w:val="42"/>
-        </w:numPr>
-      </w:pPr>
-      <w:r>
-        <w:t>Solution:</w:t>
-      </w:r>
-    </w:p>
-    <w:p>
-      <w:pPr>
-        <w:pStyle w:val="ListParagraph"/>
-        <w:numPr>
-          <w:ilvl w:val="1"/>
-          <w:numId w:val="42"/>
-        </w:numPr>
-      </w:pPr>
-      <w:r>
-        <w:t>Use cloud</w:t>
-      </w:r>
-      <w:r>
-        <w:noBreakHyphen/>
-        <w:t>based hosting</w:t>
-      </w:r>
-    </w:p>
-    <w:p>
-      <w:pPr>
-        <w:pStyle w:val="ListParagraph"/>
-        <w:numPr>
-          <w:ilvl w:val="1"/>
-          <w:numId w:val="42"/>
-        </w:numPr>
-      </w:pPr>
-      <w:r>
-        <w:t>Implement load balancing and system redundancy</w:t>
-      </w:r>
-    </w:p>
-    <w:p>
-      <w:pPr>
-        <w:pStyle w:val="ListParagraph"/>
-        <w:numPr>
-          <w:ilvl w:val="1"/>
-          <w:numId w:val="42"/>
-        </w:numPr>
-      </w:pPr>
-      <w:r>
-        <w:t>Prepare a disaster recovery plan</w:t>
-      </w:r>
-    </w:p>
-    <w:p>
-      <w:pPr>
-        <w:pStyle w:val="ListParagraph"/>
-        <w:numPr>
-          <w:ilvl w:val="0"/>
-          <w:numId w:val="42"/>
-        </w:numPr>
-      </w:pPr>
-      <w:r>
-        <w:t>Justification:</w:t>
-      </w:r>
-      <w:r>
-        <w:t xml:space="preserve"> </w:t>
-      </w:r>
-      <w:r>
-        <w:t>Ensures maintenance data is always accessible, supporting uninterrupted operations.</w:t>
-      </w:r>
-    </w:p>
-    <w:p/>
-    <w:p>
-      <w:pPr>
-        <w:rPr>
-          <w:b/>
-          <w:bCs/>
-        </w:rPr>
-      </w:pPr>
-      <w:r>
-        <w:rPr>
-          <w:b/>
-          <w:bCs/>
-        </w:rPr>
-        <w:t>2. Downtime or User Errors in Maintenance Scheduling</w:t>
-      </w:r>
-    </w:p>
-    <w:p>
-      <w:pPr>
-        <w:pStyle w:val="ListParagraph"/>
-        <w:numPr>
-          <w:ilvl w:val="0"/>
-          <w:numId w:val="44"/>
-        </w:numPr>
-      </w:pPr>
-      <w:r>
-        <w:lastRenderedPageBreak/>
-        <w:t xml:space="preserve">Risk: Users may face outages, scheduling mistakes, or access issues, </w:t>
-      </w:r>
-      <w:proofErr w:type="gramStart"/>
-      <w:r>
-        <w:t>reducing</w:t>
-      </w:r>
-      <w:proofErr w:type="gramEnd"/>
-      <w:r>
-        <w:t xml:space="preserve"> trust and causing delays.</w:t>
-      </w:r>
-    </w:p>
-    <w:p>
-      <w:pPr>
-        <w:pStyle w:val="ListParagraph"/>
-        <w:numPr>
-          <w:ilvl w:val="0"/>
-          <w:numId w:val="44"/>
-        </w:numPr>
-      </w:pPr>
-      <w:r>
-        <w:t>Solution:</w:t>
-      </w:r>
-    </w:p>
-    <w:p>
-      <w:pPr>
-        <w:pStyle w:val="ListParagraph"/>
-        <w:numPr>
-          <w:ilvl w:val="1"/>
-          <w:numId w:val="44"/>
-        </w:numPr>
-      </w:pPr>
-      <w:r>
-        <w:t>Strong security controls</w:t>
-      </w:r>
-    </w:p>
-    <w:p>
-      <w:pPr>
-        <w:pStyle w:val="ListParagraph"/>
-        <w:numPr>
-          <w:ilvl w:val="1"/>
-          <w:numId w:val="44"/>
-        </w:numPr>
-      </w:pPr>
-      <w:r>
-        <w:t>Scalable hosting infrastructure</w:t>
-      </w:r>
-    </w:p>
-    <w:p>
-      <w:pPr>
-        <w:pStyle w:val="ListParagraph"/>
-        <w:numPr>
-          <w:ilvl w:val="1"/>
-          <w:numId w:val="44"/>
-        </w:numPr>
-      </w:pPr>
-      <w:r>
-        <w:t>Training materials and user support</w:t>
-      </w:r>
-    </w:p>
-    <w:p>
-      <w:pPr>
-        <w:pStyle w:val="ListParagraph"/>
-        <w:numPr>
-          <w:ilvl w:val="0"/>
-          <w:numId w:val="44"/>
-        </w:numPr>
-      </w:pPr>
-      <w:r>
-        <w:t>Justification:</w:t>
-      </w:r>
-      <w:r>
-        <w:t xml:space="preserve"> </w:t>
-      </w:r>
-      <w:r>
-        <w:t>Keeps the platform dependable, easy to use, and resistant to common errors.</w:t>
-      </w:r>
-    </w:p>
-    <w:p/>
-    <w:p>
-      <w:pPr>
-        <w:rPr>
-          <w:b/>
-          <w:bCs/>
-        </w:rPr>
-      </w:pPr>
-      <w:r>
-        <w:rPr>
-          <w:b/>
-          <w:bCs/>
-        </w:rPr>
-        <w:t>3. Handling High Traffic</w:t>
-      </w:r>
-    </w:p>
-    <w:p>
-      <w:pPr>
-        <w:pStyle w:val="ListParagraph"/>
-        <w:numPr>
-          <w:ilvl w:val="0"/>
-          <w:numId w:val="46"/>
-        </w:numPr>
-      </w:pPr>
-      <w:r>
-        <w:t>Risk: Heavy usage may cause slowdowns, freezing, or performance degradation.</w:t>
-      </w:r>
-    </w:p>
-    <w:p>
-      <w:pPr>
-        <w:pStyle w:val="ListParagraph"/>
-        <w:numPr>
-          <w:ilvl w:val="0"/>
-          <w:numId w:val="46"/>
-        </w:numPr>
-      </w:pPr>
-      <w:r>
-        <w:t>Solution:</w:t>
-      </w:r>
-    </w:p>
-    <w:p>
-      <w:pPr>
-        <w:pStyle w:val="ListParagraph"/>
-        <w:numPr>
-          <w:ilvl w:val="1"/>
-          <w:numId w:val="46"/>
-        </w:numPr>
-      </w:pPr>
-      <w:r>
-        <w:t>Load balancing</w:t>
-      </w:r>
-    </w:p>
-    <w:p>
-      <w:pPr>
-        <w:pStyle w:val="ListParagraph"/>
-        <w:numPr>
-          <w:ilvl w:val="1"/>
-          <w:numId w:val="46"/>
-        </w:numPr>
-      </w:pPr>
-      <w:r>
-        <w:t>Scalable cloud infrastructure</w:t>
-      </w:r>
-    </w:p>
-    <w:p>
-      <w:pPr>
-        <w:pStyle w:val="ListParagraph"/>
-        <w:numPr>
-          <w:ilvl w:val="1"/>
-          <w:numId w:val="46"/>
-        </w:numPr>
-      </w:pPr>
-      <w:r>
-        <w:t>Regular stress testing</w:t>
-      </w:r>
-    </w:p>
-    <w:p>
-      <w:pPr>
-        <w:pStyle w:val="ListParagraph"/>
-        <w:numPr>
-          <w:ilvl w:val="0"/>
-          <w:numId w:val="46"/>
-        </w:numPr>
-      </w:pPr>
-      <w:r>
-        <w:t>Justification:</w:t>
-      </w:r>
-      <w:r>
-        <w:t xml:space="preserve"> </w:t>
-      </w:r>
-      <w:r>
-        <w:t>Ensures smooth performance even during high</w:t>
-      </w:r>
-      <w:r>
-        <w:noBreakHyphen/>
-        <w:t>demand periods.</w:t>
-      </w:r>
-    </w:p>
-    <w:p/>
-    <w:p>
-      <w:pPr>
-        <w:rPr>
-          <w:b/>
-          <w:bCs/>
-        </w:rPr>
-      </w:pPr>
-      <w:r>
-        <w:rPr>
-          <w:b/>
-          <w:bCs/>
-        </w:rPr>
-        <w:t>4. Disaster Recovery Planning</w:t>
-      </w:r>
-    </w:p>
-    <w:p>
-      <w:pPr>
-        <w:pStyle w:val="ListParagraph"/>
-        <w:numPr>
-          <w:ilvl w:val="0"/>
-          <w:numId w:val="48"/>
-        </w:numPr>
-      </w:pPr>
-      <w:r>
-        <w:t>Risk: A major system failure could wipe out logs or stop scheduling entirely.</w:t>
-      </w:r>
-    </w:p>
-    <w:p>
-      <w:pPr>
-        <w:pStyle w:val="ListParagraph"/>
-        <w:numPr>
-          <w:ilvl w:val="0"/>
-          <w:numId w:val="48"/>
-        </w:numPr>
-      </w:pPr>
-      <w:r>
-        <w:t>Solution:</w:t>
-      </w:r>
-    </w:p>
-    <w:p>
-      <w:pPr>
-        <w:pStyle w:val="ListParagraph"/>
-        <w:numPr>
-          <w:ilvl w:val="1"/>
-          <w:numId w:val="48"/>
-        </w:numPr>
-      </w:pPr>
-      <w:r>
-        <w:t>Develop a full disaster recovery plan</w:t>
-      </w:r>
-    </w:p>
-    <w:p>
-      <w:pPr>
-        <w:pStyle w:val="ListParagraph"/>
-        <w:numPr>
-          <w:ilvl w:val="1"/>
-          <w:numId w:val="48"/>
-        </w:numPr>
-      </w:pPr>
-      <w:r>
-        <w:t>Conduct frequent backups</w:t>
-      </w:r>
-    </w:p>
-    <w:p>
-      <w:pPr>
-        <w:pStyle w:val="ListParagraph"/>
-        <w:numPr>
-          <w:ilvl w:val="1"/>
-          <w:numId w:val="48"/>
-        </w:numPr>
-      </w:pPr>
-      <w:r>
-        <w:t>Run practice recovery drills</w:t>
-      </w:r>
-    </w:p>
-    <w:p>
-      <w:pPr>
-        <w:pStyle w:val="ListParagraph"/>
-        <w:numPr>
-          <w:ilvl w:val="0"/>
-          <w:numId w:val="48"/>
-        </w:numPr>
-      </w:pPr>
-      <w:r>
-        <w:t>Justification:</w:t>
-      </w:r>
-      <w:r>
-        <w:t xml:space="preserve"> </w:t>
-      </w:r>
-      <w:r>
-        <w:t>Enables fast restoration and protects essential operational records.</w:t>
-      </w:r>
-    </w:p>
-    <w:p/>
-    <w:p>
-      <w:pPr>
-        <w:rPr>
-          <w:b/>
-          <w:bCs/>
-        </w:rPr>
-      </w:pPr>
-      <w:r>
-        <w:rPr>
-          <w:b/>
-          <w:bCs/>
-        </w:rPr>
-        <w:t>5. System Crash from Heavy Usage</w:t>
-      </w:r>
-    </w:p>
-    <w:p>
-      <w:pPr>
-        <w:pStyle w:val="ListParagraph"/>
-        <w:numPr>
-          <w:ilvl w:val="0"/>
-          <w:numId w:val="50"/>
-        </w:numPr>
-      </w:pPr>
-      <w:r>
-        <w:t>Risk: Excessive user load may crash the system and block access to maintenance information.</w:t>
-      </w:r>
-    </w:p>
-    <w:p>
-      <w:pPr>
-        <w:pStyle w:val="ListParagraph"/>
-        <w:numPr>
-          <w:ilvl w:val="0"/>
-          <w:numId w:val="50"/>
-        </w:numPr>
-      </w:pPr>
-      <w:r>
-        <w:t>Solution:</w:t>
-      </w:r>
-    </w:p>
-    <w:p>
-      <w:pPr>
-        <w:pStyle w:val="ListParagraph"/>
-        <w:numPr>
-          <w:ilvl w:val="1"/>
-          <w:numId w:val="50"/>
-        </w:numPr>
-      </w:pPr>
-      <w:r>
-        <w:t>Load</w:t>
-      </w:r>
-      <w:r>
-        <w:noBreakHyphen/>
-        <w:t>balancing tools</w:t>
-      </w:r>
-    </w:p>
-    <w:p>
-      <w:pPr>
-        <w:pStyle w:val="ListParagraph"/>
-        <w:numPr>
-          <w:ilvl w:val="1"/>
-          <w:numId w:val="50"/>
-        </w:numPr>
-      </w:pPr>
-      <w:r>
-        <w:t>Use scalable cloud servers</w:t>
-      </w:r>
-    </w:p>
-    <w:p>
-      <w:pPr>
-        <w:pStyle w:val="ListParagraph"/>
-        <w:numPr>
-          <w:ilvl w:val="1"/>
-          <w:numId w:val="50"/>
-        </w:numPr>
-      </w:pPr>
-      <w:r>
-        <w:t>Perform regular load testing</w:t>
-      </w:r>
-    </w:p>
-    <w:p>
-      <w:pPr>
-        <w:pStyle w:val="ListParagraph"/>
-        <w:numPr>
-          <w:ilvl w:val="0"/>
-          <w:numId w:val="50"/>
-        </w:numPr>
-      </w:pPr>
-      <w:r>
-        <w:t>Justification:</w:t>
-      </w:r>
-      <w:r>
-        <w:t xml:space="preserve"> </w:t>
-      </w:r>
-      <w:r>
-        <w:t>Reduces downtime risk and keeps operations running efficiently.</w:t>
-      </w:r>
-    </w:p>
-    <w:p/>
-    <w:p>
-      <w:pPr>
-        <w:pStyle w:val="Heading2"/>
-      </w:pPr>
-      <w:r>
-        <w:lastRenderedPageBreak/>
-        <w:t xml:space="preserve">9. </w:t>
-      </w:r>
-      <w:r>
-        <w:t>User Experience Risks</w:t>
-      </w:r>
-    </w:p>
-    <w:p>
-      <w:pPr>
-        <w:rPr>
-          <w:b/>
-          <w:bCs/>
-        </w:rPr>
-      </w:pPr>
-      <w:r>
-        <w:rPr>
-          <w:b/>
-          <w:bCs/>
-        </w:rPr>
-        <w:t>1. Poor User Adoption</w:t>
-      </w:r>
-    </w:p>
-    <w:p>
-      <w:pPr>
-        <w:numPr>
-          <w:ilvl w:val="0"/>
-          <w:numId w:val="18"/>
-        </w:numPr>
-      </w:pPr>
-      <w:r>
-        <w:rPr>
-          <w:b/>
-          <w:bCs/>
-        </w:rPr>
-        <w:t>Risk:</w:t>
-      </w:r>
-      <w:r>
-        <w:t xml:space="preserve"> Staff may find the intranet hard to use and revert to manual logging or spreadsheets.</w:t>
-      </w:r>
-    </w:p>
-    <w:p>
-      <w:pPr>
-        <w:numPr>
-          <w:ilvl w:val="0"/>
-          <w:numId w:val="18"/>
-        </w:numPr>
-      </w:pPr>
-      <w:r>
-        <w:rPr>
-          <w:b/>
-          <w:bCs/>
-        </w:rPr>
-        <w:t>Solution:</w:t>
-      </w:r>
-      <w:r>
-        <w:t xml:space="preserve"> </w:t>
-      </w:r>
-    </w:p>
-    <w:p>
-      <w:pPr>
-        <w:numPr>
-          <w:ilvl w:val="1"/>
-          <w:numId w:val="18"/>
-        </w:numPr>
-      </w:pPr>
-      <w:r>
-        <w:t>Usability testing</w:t>
-      </w:r>
-    </w:p>
-    <w:p>
-      <w:pPr>
-        <w:numPr>
-          <w:ilvl w:val="1"/>
-          <w:numId w:val="18"/>
-        </w:numPr>
-      </w:pPr>
-      <w:r>
-        <w:t>Clear onboarding guides</w:t>
-      </w:r>
-    </w:p>
-    <w:p>
-      <w:pPr>
-        <w:numPr>
-          <w:ilvl w:val="1"/>
-          <w:numId w:val="18"/>
-        </w:numPr>
-      </w:pPr>
-      <w:r>
-        <w:t>Ongoing support</w:t>
-      </w:r>
-    </w:p>
-    <w:p>
-      <w:pPr>
-        <w:numPr>
-          <w:ilvl w:val="0"/>
-          <w:numId w:val="18"/>
-        </w:numPr>
-      </w:pPr>
-      <w:r>
-        <w:rPr>
-          <w:b/>
-          <w:bCs/>
-        </w:rPr>
-        <w:t>Justification:</w:t>
-      </w:r>
-      <w:r>
-        <w:br/>
-        <w:t>Makes the system intuitive, reducing resistance and increasing adoption.</w:t>
-      </w:r>
-    </w:p>
-    <w:p/>
-    <w:p>
-      <w:pPr>
-        <w:rPr>
-          <w:b/>
-          <w:bCs/>
-        </w:rPr>
-      </w:pPr>
-      <w:r>
-        <w:rPr>
-          <w:b/>
-          <w:bCs/>
-        </w:rPr>
-        <w:t>2. Forgotten Passwords</w:t>
-      </w:r>
-    </w:p>
-    <w:p>
-      <w:pPr>
-        <w:numPr>
-          <w:ilvl w:val="0"/>
-          <w:numId w:val="19"/>
-        </w:numPr>
-      </w:pPr>
-      <w:r>
-        <w:rPr>
-          <w:b/>
-          <w:bCs/>
-        </w:rPr>
-        <w:t>Risk:</w:t>
-      </w:r>
-      <w:r>
-        <w:t xml:space="preserve"> Users may forget login details, locking them out of the system.</w:t>
-      </w:r>
-    </w:p>
-    <w:p>
-      <w:pPr>
-        <w:numPr>
-          <w:ilvl w:val="0"/>
-          <w:numId w:val="19"/>
-        </w:numPr>
-      </w:pPr>
-      <w:r>
-        <w:rPr>
-          <w:b/>
-          <w:bCs/>
-        </w:rPr>
-        <w:t>Solution:</w:t>
-      </w:r>
-      <w:r>
-        <w:t xml:space="preserve"> </w:t>
-      </w:r>
-    </w:p>
-    <w:p>
-      <w:pPr>
-        <w:numPr>
-          <w:ilvl w:val="1"/>
-          <w:numId w:val="19"/>
-        </w:numPr>
-      </w:pPr>
-      <w:r>
-        <w:t>Secure password reset (email/SMS)</w:t>
-      </w:r>
-    </w:p>
-    <w:p>
-      <w:pPr>
-        <w:numPr>
-          <w:ilvl w:val="1"/>
-          <w:numId w:val="19"/>
-        </w:numPr>
-      </w:pPr>
-      <w:r>
-        <w:t>Two</w:t>
-      </w:r>
-      <w:r>
-        <w:noBreakHyphen/>
-        <w:t>factor authentication</w:t>
-      </w:r>
-    </w:p>
-    <w:p>
-      <w:pPr>
-        <w:numPr>
-          <w:ilvl w:val="0"/>
-          <w:numId w:val="19"/>
-        </w:numPr>
-      </w:pPr>
-      <w:r>
-        <w:rPr>
-          <w:b/>
-          <w:bCs/>
-        </w:rPr>
-        <w:t>Justification:</w:t>
-      </w:r>
-      <w:r>
-        <w:br/>
-        <w:t>Minimises downtime for users while keeping accounts secure.</w:t>
-      </w:r>
-    </w:p>
-    <w:p/>
-    <w:p>
-      <w:pPr>
-        <w:rPr>
-          <w:b/>
-          <w:bCs/>
-        </w:rPr>
-      </w:pPr>
-      <w:r>
-        <w:rPr>
-          <w:b/>
-          <w:bCs/>
-        </w:rPr>
-        <w:t>3. Poor User Interface / Accessibility</w:t>
-      </w:r>
-    </w:p>
-    <w:p>
-      <w:pPr>
-        <w:numPr>
-          <w:ilvl w:val="0"/>
-          <w:numId w:val="20"/>
-        </w:numPr>
-      </w:pPr>
-      <w:r>
-        <w:rPr>
-          <w:b/>
-          <w:bCs/>
-        </w:rPr>
-        <w:t>Risk:</w:t>
-      </w:r>
-      <w:r>
-        <w:t xml:space="preserve"> Complicated interface may slow teams down or exclude users with visual/physical impairments.</w:t>
-      </w:r>
-    </w:p>
-    <w:p>
-      <w:pPr>
-        <w:numPr>
-          <w:ilvl w:val="0"/>
-          <w:numId w:val="20"/>
-        </w:numPr>
-      </w:pPr>
-      <w:r>
-        <w:rPr>
-          <w:b/>
-          <w:bCs/>
-        </w:rPr>
-        <w:t>Solution:</w:t>
-      </w:r>
-      <w:r>
-        <w:t xml:space="preserve"> </w:t>
-      </w:r>
-    </w:p>
-    <w:p>
-      <w:pPr>
-        <w:numPr>
-          <w:ilvl w:val="1"/>
-          <w:numId w:val="20"/>
-        </w:numPr>
-      </w:pPr>
-      <w:r>
-        <w:t>User testing for feedback</w:t>
-      </w:r>
-    </w:p>
-    <w:p>
-      <w:pPr>
-        <w:numPr>
-          <w:ilvl w:val="1"/>
-          <w:numId w:val="20"/>
-        </w:numPr>
-      </w:pPr>
-      <w:r>
-        <w:t>Follow WCAG accessibility standards</w:t>
-      </w:r>
-    </w:p>
-    <w:p>
-      <w:pPr>
-        <w:numPr>
-          <w:ilvl w:val="1"/>
-          <w:numId w:val="20"/>
-        </w:numPr>
-      </w:pPr>
-      <w:r>
-        <w:t>Improve layouts based on findings</w:t>
-      </w:r>
-    </w:p>
-    <w:p>
-      <w:pPr>
-        <w:numPr>
-          <w:ilvl w:val="0"/>
-          <w:numId w:val="20"/>
-        </w:numPr>
-      </w:pPr>
-      <w:r>
-        <w:rPr>
-          <w:b/>
-          <w:bCs/>
-        </w:rPr>
-        <w:t>Justification:</w:t>
-      </w:r>
-      <w:r>
-        <w:br/>
-        <w:t>Ensures the intranet is easy and inclusive for all employees.</w:t>
-      </w:r>
-    </w:p>
-    <w:p/>
-    <w:p>
-      <w:pPr>
-        <w:rPr>
-          <w:b/>
-          <w:bCs/>
-        </w:rPr>
-      </w:pPr>
-      <w:r>
-        <w:rPr>
-          <w:b/>
-          <w:bCs/>
-        </w:rPr>
-        <w:lastRenderedPageBreak/>
-        <w:t>4. Poor Navigation</w:t>
-      </w:r>
-    </w:p>
-    <w:p>
-      <w:pPr>
-        <w:numPr>
-          <w:ilvl w:val="0"/>
-          <w:numId w:val="21"/>
-        </w:numPr>
-      </w:pPr>
-      <w:r>
-        <w:rPr>
-          <w:b/>
-          <w:bCs/>
-        </w:rPr>
-        <w:t>Risk:</w:t>
-      </w:r>
-      <w:r>
-        <w:t xml:space="preserve"> Users may struggle to find maintenance logs or scheduling tools.</w:t>
-      </w:r>
-    </w:p>
-    <w:p>
-      <w:pPr>
-        <w:numPr>
-          <w:ilvl w:val="0"/>
-          <w:numId w:val="21"/>
-        </w:numPr>
-      </w:pPr>
-      <w:r>
-        <w:rPr>
-          <w:b/>
-          <w:bCs/>
-        </w:rPr>
-        <w:t>Solution:</w:t>
-      </w:r>
-      <w:r>
-        <w:t xml:space="preserve"> </w:t>
-      </w:r>
-    </w:p>
-    <w:p>
-      <w:pPr>
-        <w:numPr>
-          <w:ilvl w:val="1"/>
-          <w:numId w:val="21"/>
-        </w:numPr>
-      </w:pPr>
-      <w:r>
-        <w:t>User testing for navigation issues</w:t>
-      </w:r>
-    </w:p>
-    <w:p>
-      <w:pPr>
-        <w:numPr>
-          <w:ilvl w:val="1"/>
-          <w:numId w:val="21"/>
-        </w:numPr>
-      </w:pPr>
-      <w:r>
-        <w:t>Accessibility</w:t>
-      </w:r>
-      <w:r>
-        <w:noBreakHyphen/>
-        <w:t>friendly design</w:t>
-      </w:r>
-    </w:p>
-    <w:p>
-      <w:pPr>
-        <w:numPr>
-          <w:ilvl w:val="1"/>
-          <w:numId w:val="21"/>
-        </w:numPr>
-      </w:pPr>
-      <w:r>
-        <w:t>Continuous UI refinements</w:t>
-      </w:r>
-    </w:p>
-    <w:p>
-      <w:pPr>
-        <w:numPr>
-          <w:ilvl w:val="0"/>
-          <w:numId w:val="21"/>
-        </w:numPr>
-      </w:pPr>
-      <w:r>
-        <w:rPr>
-          <w:b/>
-          <w:bCs/>
-        </w:rPr>
-        <w:t>Justification:</w:t>
-      </w:r>
-      <w:r>
-        <w:br/>
-        <w:t>Smooth navigation improves productivity and reduces frustration.</w:t>
-      </w:r>
-    </w:p>
-    <w:p/>
-    <w:p>
-      <w:pPr>
-        <w:pStyle w:val="Heading2"/>
-      </w:pPr>
-      <w:r>
-        <w:t xml:space="preserve">10. </w:t>
-      </w:r>
-      <w:r>
-        <w:t>Content Accuracy Risks</w:t>
-      </w:r>
-    </w:p>
-    <w:p>
-      <w:pPr>
-        <w:rPr>
-          <w:b/>
-          <w:bCs/>
-        </w:rPr>
-      </w:pPr>
-      <w:r>
-        <w:rPr>
-          <w:b/>
-          <w:bCs/>
-        </w:rPr>
-        <w:t>1. Incorrect Maintenance Information</w:t>
-      </w:r>
-    </w:p>
-    <w:p>
-      <w:pPr>
-        <w:numPr>
-          <w:ilvl w:val="0"/>
-          <w:numId w:val="22"/>
-        </w:numPr>
-      </w:pPr>
-      <w:r>
-        <w:rPr>
-          <w:b/>
-          <w:bCs/>
-        </w:rPr>
-        <w:t>Risk:</w:t>
-      </w:r>
-      <w:r>
-        <w:t xml:space="preserve"> Wrong or outdated maintenance instructions could lead to equipment damage.</w:t>
-      </w:r>
-    </w:p>
-    <w:p>
-      <w:pPr>
-        <w:numPr>
-          <w:ilvl w:val="0"/>
-          <w:numId w:val="22"/>
-        </w:numPr>
-      </w:pPr>
-      <w:r>
-        <w:rPr>
-          <w:b/>
-          <w:bCs/>
-        </w:rPr>
-        <w:t>Solution:</w:t>
-      </w:r>
-      <w:r>
-        <w:t xml:space="preserve"> </w:t>
-      </w:r>
-    </w:p>
-    <w:p>
-      <w:pPr>
-        <w:numPr>
-          <w:ilvl w:val="1"/>
-          <w:numId w:val="22"/>
-        </w:numPr>
-      </w:pPr>
-      <w:r>
-        <w:t>Expert review process</w:t>
-      </w:r>
-    </w:p>
-    <w:p>
-      <w:pPr>
-        <w:numPr>
-          <w:ilvl w:val="1"/>
-          <w:numId w:val="22"/>
-        </w:numPr>
-      </w:pPr>
-      <w:r>
-        <w:t>Regular audits of documentation</w:t>
-      </w:r>
-    </w:p>
-    <w:p>
-      <w:pPr>
-        <w:numPr>
-          <w:ilvl w:val="0"/>
-          <w:numId w:val="22"/>
-        </w:numPr>
-      </w:pPr>
-      <w:r>
-        <w:rPr>
-          <w:b/>
-          <w:bCs/>
-        </w:rPr>
-        <w:t>Justification:</w:t>
-      </w:r>
-      <w:r>
-        <w:br/>
-        <w:t>Ensures engineers receive accurate, safe, and effective guidance.</w:t>
-      </w:r>
-    </w:p>
-    <w:p/>
-    <w:p>
-      <w:pPr>
-        <w:rPr>
-          <w:b/>
-          <w:bCs/>
-        </w:rPr>
-      </w:pPr>
-      <w:r>
-        <w:rPr>
-          <w:b/>
-          <w:bCs/>
-        </w:rPr>
-        <w:t>2. Missing Equipment Information</w:t>
-      </w:r>
-    </w:p>
-    <w:p>
-      <w:pPr>
-        <w:numPr>
-          <w:ilvl w:val="0"/>
-          <w:numId w:val="23"/>
-        </w:numPr>
-      </w:pPr>
-      <w:r>
-        <w:rPr>
-          <w:b/>
-          <w:bCs/>
-        </w:rPr>
-        <w:t>Risk:</w:t>
-      </w:r>
-      <w:r>
-        <w:t xml:space="preserve"> Incomplete documentation may prevent proper maintenance or troubleshooting.</w:t>
-      </w:r>
-    </w:p>
-    <w:p>
-      <w:pPr>
-        <w:numPr>
-          <w:ilvl w:val="0"/>
-          <w:numId w:val="23"/>
-        </w:numPr>
-      </w:pPr>
-      <w:r>
-        <w:rPr>
-          <w:b/>
-          <w:bCs/>
-        </w:rPr>
-        <w:t>Solution:</w:t>
-      </w:r>
-      <w:r>
-        <w:t xml:space="preserve"> </w:t>
-      </w:r>
-    </w:p>
-    <w:p>
-      <w:pPr>
-        <w:numPr>
-          <w:ilvl w:val="1"/>
-          <w:numId w:val="23"/>
-        </w:numPr>
-      </w:pPr>
-      <w:r>
-        <w:t>Dynamic CMS for updates</w:t>
-      </w:r>
-    </w:p>
-    <w:p>
-      <w:pPr>
-        <w:numPr>
-          <w:ilvl w:val="1"/>
-          <w:numId w:val="23"/>
-        </w:numPr>
-      </w:pPr>
-      <w:r>
-        <w:t>Collaboration with engineers &amp; technicians</w:t>
-      </w:r>
-    </w:p>
-    <w:p>
-      <w:pPr>
-        <w:numPr>
-          <w:ilvl w:val="1"/>
-          <w:numId w:val="23"/>
-        </w:numPr>
-      </w:pPr>
-      <w:r>
-        <w:t>Allow users to request missing info</w:t>
-      </w:r>
-    </w:p>
-    <w:p>
-      <w:pPr>
-        <w:numPr>
-          <w:ilvl w:val="0"/>
-          <w:numId w:val="23"/>
-        </w:numPr>
-      </w:pPr>
-      <w:r>
-        <w:rPr>
-          <w:b/>
-          <w:bCs/>
-        </w:rPr>
-        <w:t>Justification:</w:t>
-      </w:r>
-      <w:r>
-        <w:br/>
-        <w:t>Keeps the intranet comprehensive and useful for staff.</w:t>
-      </w:r>
-    </w:p>
-    <w:p/>
-    <w:p>
-      <w:pPr>
-        <w:rPr>
-          <w:b/>
-          <w:bCs/>
-        </w:rPr>
-      </w:pPr>
-      <w:r>
-        <w:rPr>
-          <w:b/>
-          <w:bCs/>
-        </w:rPr>
-        <w:lastRenderedPageBreak/>
-        <w:t>Technical Risks</w:t>
-      </w:r>
-    </w:p>
-    <w:p>
-      <w:pPr>
-        <w:rPr>
-          <w:b/>
-          <w:bCs/>
-        </w:rPr>
-      </w:pPr>
-      <w:r>
-        <w:rPr>
-          <w:b/>
-          <w:bCs/>
-        </w:rPr>
-        <w:t>1. Technical Bugs</w:t>
-      </w:r>
-    </w:p>
-    <w:p>
-      <w:pPr>
-        <w:numPr>
-          <w:ilvl w:val="0"/>
-          <w:numId w:val="24"/>
-        </w:numPr>
-      </w:pPr>
-      <w:r>
-        <w:rPr>
-          <w:b/>
-          <w:bCs/>
-        </w:rPr>
-        <w:t>Risk:</w:t>
-      </w:r>
-      <w:r>
-        <w:t xml:space="preserve"> Errors may disrupt logging, scheduling, or notifications.</w:t>
-      </w:r>
-    </w:p>
-    <w:p>
-      <w:pPr>
-        <w:numPr>
-          <w:ilvl w:val="0"/>
-          <w:numId w:val="24"/>
-        </w:numPr>
-      </w:pPr>
-      <w:r>
-        <w:rPr>
-          <w:b/>
-          <w:bCs/>
-        </w:rPr>
-        <w:t>Solution:</w:t>
-      </w:r>
-      <w:r>
-        <w:t xml:space="preserve"> </w:t>
-      </w:r>
-    </w:p>
-    <w:p>
-      <w:pPr>
-        <w:numPr>
-          <w:ilvl w:val="1"/>
-          <w:numId w:val="24"/>
-        </w:numPr>
-      </w:pPr>
-      <w:r>
-        <w:t>Unit, integration, and user acceptance testing</w:t>
-      </w:r>
-    </w:p>
-    <w:p>
-      <w:pPr>
-        <w:numPr>
-          <w:ilvl w:val="1"/>
-          <w:numId w:val="24"/>
-        </w:numPr>
-      </w:pPr>
-      <w:r>
-        <w:t>Bug</w:t>
-      </w:r>
-      <w:r>
-        <w:noBreakHyphen/>
-        <w:t>tracking system</w:t>
-      </w:r>
-    </w:p>
-    <w:p>
-      <w:pPr>
-        <w:numPr>
-          <w:ilvl w:val="0"/>
-          <w:numId w:val="24"/>
-        </w:numPr>
-      </w:pPr>
-      <w:r>
-        <w:rPr>
-          <w:b/>
-          <w:bCs/>
-        </w:rPr>
-        <w:t>Justification:</w:t>
-      </w:r>
-      <w:r>
-        <w:br/>
-        <w:t>Identifies issues early and ensures quick fixes.</w:t>
-      </w:r>
-    </w:p>
-    <w:p/>
-    <w:p>
-      <w:pPr>
-        <w:rPr>
-          <w:b/>
-          <w:bCs/>
-        </w:rPr>
-      </w:pPr>
-      <w:r>
-        <w:rPr>
-          <w:b/>
-          <w:bCs/>
-        </w:rPr>
-        <w:t>2. Glitches Affecting Performance</w:t>
-      </w:r>
-    </w:p>
-    <w:p>
-      <w:pPr>
-        <w:numPr>
-          <w:ilvl w:val="0"/>
-          <w:numId w:val="25"/>
-        </w:numPr>
-      </w:pPr>
-      <w:r>
-        <w:rPr>
-          <w:b/>
-          <w:bCs/>
-        </w:rPr>
-        <w:t>Risk:</w:t>
-      </w:r>
-      <w:r>
-        <w:t xml:space="preserve"> Technical issues may frustrate users or reduce system trust.</w:t>
-      </w:r>
-    </w:p>
-    <w:p>
-      <w:pPr>
-        <w:numPr>
-          <w:ilvl w:val="0"/>
-          <w:numId w:val="25"/>
-        </w:numPr>
-      </w:pPr>
-      <w:r>
-        <w:rPr>
-          <w:b/>
-          <w:bCs/>
-        </w:rPr>
-        <w:t>Solution:</w:t>
-      </w:r>
-      <w:r>
-        <w:t xml:space="preserve"> </w:t>
-      </w:r>
-    </w:p>
-    <w:p>
-      <w:pPr>
-        <w:numPr>
-          <w:ilvl w:val="1"/>
-          <w:numId w:val="25"/>
-        </w:numPr>
-      </w:pPr>
-      <w:r>
-        <w:t>Bug</w:t>
-      </w:r>
-      <w:r>
-        <w:noBreakHyphen/>
-        <w:t>tracking workflow</w:t>
-      </w:r>
-    </w:p>
-    <w:p>
-      <w:pPr>
-        <w:numPr>
-          <w:ilvl w:val="1"/>
-          <w:numId w:val="25"/>
-        </w:numPr>
-      </w:pPr>
-      <w:r>
-        <w:t>Responsive support</w:t>
-      </w:r>
-    </w:p>
-    <w:p>
-      <w:pPr>
-        <w:numPr>
-          <w:ilvl w:val="1"/>
-          <w:numId w:val="25"/>
-        </w:numPr>
-      </w:pPr>
-      <w:r>
-        <w:t>Regular updates &amp; patches</w:t>
-      </w:r>
-    </w:p>
-    <w:p>
-      <w:pPr>
-        <w:ind w:left="360"/>
-      </w:pPr>
-      <w:r>
-        <w:rPr>
-          <w:b/>
-          <w:bCs/>
-        </w:rPr>
-        <w:t>Justification:</w:t>
-      </w:r>
-      <w:r>
-        <w:br/>
-        <w:t>Maintains system stability and helps teams stay productive.</w:t>
+        <w:t>reader support.</w:t>
       </w:r>
     </w:p>
     <w:sectPr>
@@ -12187,6 +9317,17 @@
       </w:tcPr>
     </w:tblStylePr>
   </w:style>
+  <w:style w:type="paragraph" w:styleId="NormalWeb">
+    <w:name w:val="Normal (Web)"/>
+    <w:basedOn w:val="Normal"/>
+    <w:uiPriority w:val="99"/>
+    <w:semiHidden/>
+    <w:unhideWhenUsed/>
+    <w:rsid w:val="00B9765D"/>
+    <w:rPr>
+      <w:rFonts w:ascii="Times New Roman" w:hAnsi="Times New Roman" w:cs="Times New Roman"/>
+    </w:rPr>
+  </w:style>
 </w:styles>
 </file>
 
